--- a/docs/KubeMart-EKS-Deployment-Guide.docx
+++ b/docs/KubeMart-EKS-Deployment-Guide.docx
@@ -37,7 +37,7 @@
           <w:color w:val="5B6475"/>
           <w:sz w:val="28"/>
         </w:rPr>
-        <w:t>Terraform, GitHub Actions (OIDC), Amazon ECR, Helm, Argo CD, PostgreSQL HA, Prometheus, Grafana and Elasticsearch</w:t>
+        <w:t>Terraform, GitHub Actions (OIDC), Amazon ECR, Helm, Argo CD, PostgreSQL HA, Prometheus, Grafana and Loki</w:t>
       </w:r>
     </w:p>
     <w:p>
@@ -275,16 +275,16 @@
         <w:t>Prometheus and Grafana</w:t>
       </w:r>
       <w:r>
-        <w:t xml:space="preserve"> watch the numbers and raise alerts, and </w:t>
+        <w:t xml:space="preserve"> watch the numbers and send alerts to Slack, and </w:t>
       </w:r>
       <w:r>
         <w:rPr>
           <w:b/>
         </w:rPr>
-        <w:t>Elasticsearch, Kibana and Fluent Bit</w:t>
+        <w:t>Loki</w:t>
       </w:r>
       <w:r>
-        <w:t xml:space="preserve"> collect every log line. Every step explains </w:t>
+        <w:t xml:space="preserve"> keeps every log line and Kubernetes event, searchable in the same Grafana. Every step explains </w:t>
       </w:r>
       <w:r>
         <w:rPr>
@@ -342,7 +342,7 @@
               <w:t>In plain English:</w:t>
             </w:r>
             <w:r>
-              <w:t xml:space="preserve"> GitHub Actions is the factory: it turns code into tested container images, on machines GitHub lends you for each run. Git is the order book: it says which image versions should run where. Argo CD is the warehouse manager inside the cluster: it reads the order book and makes the shelves match. PostgreSQL is the filing cabinet, copied into three rooms so a fire in one loses nothing. Grafana is the control-room wall of gauges, and Elasticsearch is the archive where every service's diary is kept and searchable.</w:t>
+              <w:t xml:space="preserve"> GitHub Actions is the factory: it turns code into tested container images, on machines GitHub lends you for each run. Git is the order book: it says which image versions should run where. Argo CD is the warehouse manager inside the cluster: it reads the order book and makes the shelves match. PostgreSQL is the filing cabinet, copied into three rooms so a fire in one loses nothing. Grafana is the control room: a wall of gauges (Prometheus) next to the archive of every service's diary (Loki).</w:t>
             </w:r>
           </w:p>
         </w:tc>
@@ -376,7 +376,7 @@
       <w:tr>
         <w:tc>
           <w:tcPr>
-            <w:tcW w:type="dxa" w:w="1849"/>
+            <w:tcW w:type="dxa" w:w="1872"/>
             <w:shd w:val="clear" w:color="auto" w:fill="232F3E"/>
           </w:tcPr>
           <w:p>
@@ -395,7 +395,7 @@
         </w:tc>
         <w:tc>
           <w:tcPr>
-            <w:tcW w:type="dxa" w:w="7562"/>
+            <w:tcW w:type="dxa" w:w="7539"/>
             <w:shd w:val="clear" w:color="auto" w:fill="232F3E"/>
           </w:tcPr>
           <w:p>
@@ -416,7 +416,7 @@
       <w:tr>
         <w:tc>
           <w:tcPr>
-            <w:tcW w:type="dxa" w:w="1849"/>
+            <w:tcW w:type="dxa" w:w="1872"/>
           </w:tcPr>
           <w:p>
             <w:pPr>
@@ -433,7 +433,7 @@
         </w:tc>
         <w:tc>
           <w:tcPr>
-            <w:tcW w:type="dxa" w:w="7562"/>
+            <w:tcW w:type="dxa" w:w="7539"/>
           </w:tcPr>
           <w:p>
             <w:pPr>
@@ -465,7 +465,7 @@
       <w:tr>
         <w:tc>
           <w:tcPr>
-            <w:tcW w:type="dxa" w:w="1849"/>
+            <w:tcW w:type="dxa" w:w="1872"/>
             <w:shd w:val="clear" w:color="auto" w:fill="F7F8FA"/>
           </w:tcPr>
           <w:p>
@@ -483,7 +483,7 @@
         </w:tc>
         <w:tc>
           <w:tcPr>
-            <w:tcW w:type="dxa" w:w="7562"/>
+            <w:tcW w:type="dxa" w:w="7539"/>
             <w:shd w:val="clear" w:color="auto" w:fill="F7F8FA"/>
           </w:tcPr>
           <w:p>
@@ -502,7 +502,7 @@
       <w:tr>
         <w:tc>
           <w:tcPr>
-            <w:tcW w:type="dxa" w:w="1849"/>
+            <w:tcW w:type="dxa" w:w="1872"/>
           </w:tcPr>
           <w:p>
             <w:pPr>
@@ -519,7 +519,7 @@
         </w:tc>
         <w:tc>
           <w:tcPr>
-            <w:tcW w:type="dxa" w:w="7562"/>
+            <w:tcW w:type="dxa" w:w="7539"/>
           </w:tcPr>
           <w:p>
             <w:pPr>
@@ -537,7 +537,7 @@
       <w:tr>
         <w:tc>
           <w:tcPr>
-            <w:tcW w:type="dxa" w:w="1849"/>
+            <w:tcW w:type="dxa" w:w="1872"/>
             <w:shd w:val="clear" w:color="auto" w:fill="F7F8FA"/>
           </w:tcPr>
           <w:p>
@@ -555,7 +555,7 @@
         </w:tc>
         <w:tc>
           <w:tcPr>
-            <w:tcW w:type="dxa" w:w="7562"/>
+            <w:tcW w:type="dxa" w:w="7539"/>
             <w:shd w:val="clear" w:color="auto" w:fill="F7F8FA"/>
           </w:tcPr>
           <w:p>
@@ -574,7 +574,7 @@
       <w:tr>
         <w:tc>
           <w:tcPr>
-            <w:tcW w:type="dxa" w:w="1849"/>
+            <w:tcW w:type="dxa" w:w="1872"/>
           </w:tcPr>
           <w:p>
             <w:pPr>
@@ -591,7 +591,7 @@
         </w:tc>
         <w:tc>
           <w:tcPr>
-            <w:tcW w:type="dxa" w:w="7562"/>
+            <w:tcW w:type="dxa" w:w="7539"/>
           </w:tcPr>
           <w:p>
             <w:pPr>
@@ -637,7 +637,7 @@
       <w:tr>
         <w:tc>
           <w:tcPr>
-            <w:tcW w:type="dxa" w:w="1849"/>
+            <w:tcW w:type="dxa" w:w="1872"/>
             <w:shd w:val="clear" w:color="auto" w:fill="F7F8FA"/>
           </w:tcPr>
           <w:p>
@@ -655,7 +655,7 @@
         </w:tc>
         <w:tc>
           <w:tcPr>
-            <w:tcW w:type="dxa" w:w="7562"/>
+            <w:tcW w:type="dxa" w:w="7539"/>
             <w:shd w:val="clear" w:color="auto" w:fill="F7F8FA"/>
           </w:tcPr>
           <w:p>
@@ -674,7 +674,7 @@
       <w:tr>
         <w:tc>
           <w:tcPr>
-            <w:tcW w:type="dxa" w:w="1849"/>
+            <w:tcW w:type="dxa" w:w="1872"/>
           </w:tcPr>
           <w:p>
             <w:pPr>
@@ -691,7 +691,7 @@
         </w:tc>
         <w:tc>
           <w:tcPr>
-            <w:tcW w:type="dxa" w:w="7562"/>
+            <w:tcW w:type="dxa" w:w="7539"/>
           </w:tcPr>
           <w:p>
             <w:pPr>
@@ -709,7 +709,7 @@
       <w:tr>
         <w:tc>
           <w:tcPr>
-            <w:tcW w:type="dxa" w:w="1849"/>
+            <w:tcW w:type="dxa" w:w="1872"/>
             <w:shd w:val="clear" w:color="auto" w:fill="F7F8FA"/>
           </w:tcPr>
           <w:p>
@@ -721,13 +721,13 @@
                 <w:b/>
                 <w:sz w:val="19"/>
               </w:rPr>
-              <w:t>ECK</w:t>
+              <w:t>Loki / Alloy</w:t>
             </w:r>
           </w:p>
         </w:tc>
         <w:tc>
           <w:tcPr>
-            <w:tcW w:type="dxa" w:w="7562"/>
+            <w:tcW w:type="dxa" w:w="7539"/>
             <w:shd w:val="clear" w:color="auto" w:fill="F7F8FA"/>
           </w:tcPr>
           <w:p>
@@ -738,7 +738,7 @@
               <w:rPr>
                 <w:sz w:val="19"/>
               </w:rPr>
-              <w:t>Elastic Cloud on Kubernetes: an operator that installs and looks after Elasticsearch and Kibana</w:t>
+              <w:t>Loki stores logs (in S3) and is searched from Grafana; Alloy is the collector on every server that sends it every container log and Kubernetes event</w:t>
             </w:r>
           </w:p>
         </w:tc>
@@ -746,7 +746,7 @@
       <w:tr>
         <w:tc>
           <w:tcPr>
-            <w:tcW w:type="dxa" w:w="1849"/>
+            <w:tcW w:type="dxa" w:w="1872"/>
           </w:tcPr>
           <w:p>
             <w:pPr>
@@ -757,13 +757,13 @@
                 <w:b/>
                 <w:sz w:val="19"/>
               </w:rPr>
-              <w:t>Fluent Bit</w:t>
+              <w:t>Prometheus / Grafana / Alertmanager</w:t>
             </w:r>
           </w:p>
         </w:tc>
         <w:tc>
           <w:tcPr>
-            <w:tcW w:type="dxa" w:w="7562"/>
+            <w:tcW w:type="dxa" w:w="7539"/>
           </w:tcPr>
           <w:p>
             <w:pPr>
@@ -773,7 +773,7 @@
               <w:rPr>
                 <w:sz w:val="19"/>
               </w:rPr>
-              <w:t>A small log collector on every server that sends container logs to Elasticsearch</w:t>
+              <w:t>Collects numbers (metrics) / draws them / sends alerts on</w:t>
             </w:r>
           </w:p>
         </w:tc>
@@ -781,7 +781,7 @@
       <w:tr>
         <w:tc>
           <w:tcPr>
-            <w:tcW w:type="dxa" w:w="1849"/>
+            <w:tcW w:type="dxa" w:w="1872"/>
             <w:shd w:val="clear" w:color="auto" w:fill="F7F8FA"/>
           </w:tcPr>
           <w:p>
@@ -793,13 +793,13 @@
                 <w:b/>
                 <w:sz w:val="19"/>
               </w:rPr>
-              <w:t>Prometheus / Grafana / Alertmanager</w:t>
+              <w:t>postgres-operator</w:t>
             </w:r>
           </w:p>
         </w:tc>
         <w:tc>
           <w:tcPr>
-            <w:tcW w:type="dxa" w:w="7562"/>
+            <w:tcW w:type="dxa" w:w="7539"/>
             <w:shd w:val="clear" w:color="auto" w:fill="F7F8FA"/>
           </w:tcPr>
           <w:p>
@@ -810,7 +810,7 @@
               <w:rPr>
                 <w:sz w:val="19"/>
               </w:rPr>
-              <w:t>Collects numbers (metrics) / draws them / sends alerts on</w:t>
+              <w:t>A program in the cluster that builds and looks after PostgreSQL clusters, including failover</w:t>
             </w:r>
           </w:p>
         </w:tc>
@@ -818,7 +818,7 @@
       <w:tr>
         <w:tc>
           <w:tcPr>
-            <w:tcW w:type="dxa" w:w="1849"/>
+            <w:tcW w:type="dxa" w:w="1872"/>
           </w:tcPr>
           <w:p>
             <w:pPr>
@@ -829,50 +829,13 @@
                 <w:b/>
                 <w:sz w:val="19"/>
               </w:rPr>
-              <w:t>postgres-operator</w:t>
+              <w:t>Promotion</w:t>
             </w:r>
           </w:p>
         </w:tc>
         <w:tc>
           <w:tcPr>
-            <w:tcW w:type="dxa" w:w="7562"/>
-          </w:tcPr>
-          <w:p>
-            <w:pPr>
-              <w:spacing w:after="40"/>
-            </w:pPr>
-            <w:r>
-              <w:rPr>
-                <w:sz w:val="19"/>
-              </w:rPr>
-              <w:t>A program in the cluster that builds and looks after PostgreSQL clusters, including failover</w:t>
-            </w:r>
-          </w:p>
-        </w:tc>
-      </w:tr>
-      <w:tr>
-        <w:tc>
-          <w:tcPr>
-            <w:tcW w:type="dxa" w:w="1849"/>
-            <w:shd w:val="clear" w:color="auto" w:fill="F7F8FA"/>
-          </w:tcPr>
-          <w:p>
-            <w:pPr>
-              <w:spacing w:after="40"/>
-            </w:pPr>
-            <w:r>
-              <w:rPr>
-                <w:b/>
-                <w:sz w:val="19"/>
-              </w:rPr>
-              <w:t>Promotion</w:t>
-            </w:r>
-          </w:p>
-        </w:tc>
-        <w:tc>
-          <w:tcPr>
-            <w:tcW w:type="dxa" w:w="7562"/>
-            <w:shd w:val="clear" w:color="auto" w:fill="F7F8FA"/>
+            <w:tcW w:type="dxa" w:w="7539"/>
           </w:tcPr>
           <w:p>
             <w:pPr>
@@ -1139,7 +1102,7 @@
         </w:numPr>
       </w:pPr>
       <w:r>
-        <w:t>Fluent Bit sends every container's logs to Elasticsearch; Kibana searches them.</w:t>
+        <w:t>Alloy sends every container's logs and the Kubernetes events to Loki (stored in S3); Grafana searches them.</w:t>
       </w:r>
     </w:p>
     <w:p>
@@ -1151,7 +1114,7 @@
         </w:numPr>
       </w:pPr>
       <w:r>
-        <w:t>Prometheus scrapes the services, PostgreSQL and Valkey; Grafana shows the dashboard and Alertmanager sends alerts.</w:t>
+        <w:t>Prometheus scrapes the services, PostgreSQL and Valkey; Grafana shows the dashboard and Alertmanager posts alerts to Slack.</w:t>
       </w:r>
     </w:p>
     <w:p>
@@ -2152,21 +2115,7 @@
               <w:rPr>
                 <w:sz w:val="19"/>
               </w:rPr>
-              <w:t>ECK operator, Elasticsearch (StatefulSet + EBS), Kibana (</w:t>
-            </w:r>
-            <w:r>
-              <w:rPr>
-                <w:rFonts w:ascii="Consolas" w:hAnsi="Consolas" w:eastAsia="Consolas"/>
-                <w:color w:val="B3261E"/>
-                <w:sz w:val="19"/>
-              </w:rPr>
-              <w:t>kibana.&lt;domain&gt;</w:t>
-            </w:r>
-            <w:r>
-              <w:rPr>
-                <w:sz w:val="19"/>
-              </w:rPr>
-              <w:t>), Fluent Bit on every server</w:t>
+              <w:t>Loki (one pod, logs in an S3 bucket, 7 days), Grafana Alloy on every server (container logs) and one Alloy for Kubernetes events; Loki is a data source in Grafana</w:t>
             </w:r>
           </w:p>
         </w:tc>
@@ -2584,7 +2533,7 @@
       <w:tr>
         <w:tc>
           <w:tcPr>
-            <w:tcW w:type="dxa" w:w="4881"/>
+            <w:tcW w:type="dxa" w:w="4952"/>
             <w:shd w:val="clear" w:color="auto" w:fill="232F3E"/>
           </w:tcPr>
           <w:p>
@@ -2603,7 +2552,7 @@
         </w:tc>
         <w:tc>
           <w:tcPr>
-            <w:tcW w:type="dxa" w:w="4530"/>
+            <w:tcW w:type="dxa" w:w="4459"/>
             <w:shd w:val="clear" w:color="auto" w:fill="232F3E"/>
           </w:tcPr>
           <w:p>
@@ -2624,7 +2573,7 @@
       <w:tr>
         <w:tc>
           <w:tcPr>
-            <w:tcW w:type="dxa" w:w="4881"/>
+            <w:tcW w:type="dxa" w:w="4952"/>
           </w:tcPr>
           <w:p>
             <w:pPr>
@@ -2640,7 +2589,7 @@
         </w:tc>
         <w:tc>
           <w:tcPr>
-            <w:tcW w:type="dxa" w:w="4530"/>
+            <w:tcW w:type="dxa" w:w="4459"/>
           </w:tcPr>
           <w:p>
             <w:pPr>
@@ -2658,7 +2607,7 @@
       <w:tr>
         <w:tc>
           <w:tcPr>
-            <w:tcW w:type="dxa" w:w="4881"/>
+            <w:tcW w:type="dxa" w:w="4952"/>
             <w:shd w:val="clear" w:color="auto" w:fill="F7F8FA"/>
           </w:tcPr>
           <w:p>
@@ -2675,7 +2624,7 @@
         </w:tc>
         <w:tc>
           <w:tcPr>
-            <w:tcW w:type="dxa" w:w="4530"/>
+            <w:tcW w:type="dxa" w:w="4459"/>
             <w:shd w:val="clear" w:color="auto" w:fill="F7F8FA"/>
           </w:tcPr>
           <w:p>
@@ -2686,7 +2635,7 @@
               <w:rPr>
                 <w:sz w:val="19"/>
               </w:rPr>
-              <w:t>Certificate validation, and addresses for argocd, grafana, kibana and the shop</w:t>
+              <w:t>Certificate validation, and addresses for argocd, grafana and the shop</w:t>
             </w:r>
           </w:p>
         </w:tc>
@@ -2694,7 +2643,7 @@
       <w:tr>
         <w:tc>
           <w:tcPr>
-            <w:tcW w:type="dxa" w:w="4881"/>
+            <w:tcW w:type="dxa" w:w="4952"/>
           </w:tcPr>
           <w:p>
             <w:pPr>
@@ -2724,7 +2673,7 @@
         </w:tc>
         <w:tc>
           <w:tcPr>
-            <w:tcW w:type="dxa" w:w="4530"/>
+            <w:tcW w:type="dxa" w:w="4459"/>
           </w:tcPr>
           <w:p>
             <w:pPr>
@@ -2742,7 +2691,7 @@
       <w:tr>
         <w:tc>
           <w:tcPr>
-            <w:tcW w:type="dxa" w:w="4881"/>
+            <w:tcW w:type="dxa" w:w="4952"/>
             <w:shd w:val="clear" w:color="auto" w:fill="F7F8FA"/>
           </w:tcPr>
           <w:p>
@@ -2759,7 +2708,7 @@
         </w:tc>
         <w:tc>
           <w:tcPr>
-            <w:tcW w:type="dxa" w:w="4530"/>
+            <w:tcW w:type="dxa" w:w="4459"/>
             <w:shd w:val="clear" w:color="auto" w:fill="F7F8FA"/>
           </w:tcPr>
           <w:p>
@@ -4559,7 +4508,7 @@
     </w:p>
     <w:p>
       <w:r>
-        <w:t xml:space="preserve">Terraform creates things in a safe order: network, cluster and add-ons; then the namespaces (with their secrets and backup settings), Prometheus and the postgres-operator; then logging; and </w:t>
+        <w:t xml:space="preserve">Terraform creates things in a safe order: network, cluster and add-ons; then the namespaces (with their secrets and backup settings), Prometheus and the postgres-operator; then Loki and Alloy; and </w:t>
       </w:r>
       <w:r>
         <w:rPr>
@@ -5683,7 +5632,7 @@
       <w:tr>
         <w:tc>
           <w:tcPr>
-            <w:tcW w:type="dxa" w:w="1474"/>
+            <w:tcW w:type="dxa" w:w="1526"/>
             <w:shd w:val="clear" w:color="auto" w:fill="232F3E"/>
           </w:tcPr>
           <w:p>
@@ -5702,7 +5651,7 @@
         </w:tc>
         <w:tc>
           <w:tcPr>
-            <w:tcW w:type="dxa" w:w="4038"/>
+            <w:tcW w:type="dxa" w:w="4278"/>
             <w:shd w:val="clear" w:color="auto" w:fill="232F3E"/>
           </w:tcPr>
           <w:p>
@@ -5721,7 +5670,7 @@
         </w:tc>
         <w:tc>
           <w:tcPr>
-            <w:tcW w:type="dxa" w:w="3899"/>
+            <w:tcW w:type="dxa" w:w="3607"/>
             <w:shd w:val="clear" w:color="auto" w:fill="232F3E"/>
           </w:tcPr>
           <w:p>
@@ -5742,7 +5691,7 @@
       <w:tr>
         <w:tc>
           <w:tcPr>
-            <w:tcW w:type="dxa" w:w="1474"/>
+            <w:tcW w:type="dxa" w:w="1526"/>
           </w:tcPr>
           <w:p>
             <w:pPr>
@@ -5758,7 +5707,7 @@
         </w:tc>
         <w:tc>
           <w:tcPr>
-            <w:tcW w:type="dxa" w:w="4038"/>
+            <w:tcW w:type="dxa" w:w="4278"/>
           </w:tcPr>
           <w:p>
             <w:pPr>
@@ -5787,7 +5736,7 @@
         </w:tc>
         <w:tc>
           <w:tcPr>
-            <w:tcW w:type="dxa" w:w="3899"/>
+            <w:tcW w:type="dxa" w:w="3607"/>
           </w:tcPr>
           <w:p>
             <w:pPr>
@@ -5805,7 +5754,7 @@
       <w:tr>
         <w:tc>
           <w:tcPr>
-            <w:tcW w:type="dxa" w:w="1474"/>
+            <w:tcW w:type="dxa" w:w="1526"/>
             <w:shd w:val="clear" w:color="auto" w:fill="F7F8FA"/>
           </w:tcPr>
           <w:p>
@@ -5822,7 +5771,7 @@
         </w:tc>
         <w:tc>
           <w:tcPr>
-            <w:tcW w:type="dxa" w:w="4038"/>
+            <w:tcW w:type="dxa" w:w="4278"/>
             <w:shd w:val="clear" w:color="auto" w:fill="F7F8FA"/>
           </w:tcPr>
           <w:p>
@@ -5841,7 +5790,7 @@
         </w:tc>
         <w:tc>
           <w:tcPr>
-            <w:tcW w:type="dxa" w:w="3899"/>
+            <w:tcW w:type="dxa" w:w="3607"/>
             <w:shd w:val="clear" w:color="auto" w:fill="F7F8FA"/>
           </w:tcPr>
           <w:p>
@@ -5876,7 +5825,7 @@
       <w:tr>
         <w:tc>
           <w:tcPr>
-            <w:tcW w:type="dxa" w:w="1474"/>
+            <w:tcW w:type="dxa" w:w="1526"/>
           </w:tcPr>
           <w:p>
             <w:pPr>
@@ -5892,7 +5841,7 @@
         </w:tc>
         <w:tc>
           <w:tcPr>
-            <w:tcW w:type="dxa" w:w="4038"/>
+            <w:tcW w:type="dxa" w:w="4278"/>
           </w:tcPr>
           <w:p>
             <w:pPr>
@@ -5910,7 +5859,7 @@
         </w:tc>
         <w:tc>
           <w:tcPr>
-            <w:tcW w:type="dxa" w:w="3899"/>
+            <w:tcW w:type="dxa" w:w="3607"/>
           </w:tcPr>
           <w:p>
             <w:pPr>
@@ -5944,7 +5893,7 @@
       <w:tr>
         <w:tc>
           <w:tcPr>
-            <w:tcW w:type="dxa" w:w="1474"/>
+            <w:tcW w:type="dxa" w:w="1526"/>
             <w:shd w:val="clear" w:color="auto" w:fill="F7F8FA"/>
           </w:tcPr>
           <w:p>
@@ -5961,7 +5910,7 @@
         </w:tc>
         <w:tc>
           <w:tcPr>
-            <w:tcW w:type="dxa" w:w="4038"/>
+            <w:tcW w:type="dxa" w:w="4278"/>
             <w:shd w:val="clear" w:color="auto" w:fill="F7F8FA"/>
           </w:tcPr>
           <w:p>
@@ -5994,7 +5943,7 @@
         </w:tc>
         <w:tc>
           <w:tcPr>
-            <w:tcW w:type="dxa" w:w="3899"/>
+            <w:tcW w:type="dxa" w:w="3607"/>
             <w:shd w:val="clear" w:color="auto" w:fill="F7F8FA"/>
           </w:tcPr>
           <w:p>
@@ -6013,7 +5962,7 @@
       <w:tr>
         <w:tc>
           <w:tcPr>
-            <w:tcW w:type="dxa" w:w="1474"/>
+            <w:tcW w:type="dxa" w:w="1526"/>
           </w:tcPr>
           <w:p>
             <w:pPr>
@@ -6023,13 +5972,13 @@
               <w:rPr>
                 <w:sz w:val="19"/>
               </w:rPr>
-              <w:t>Kibana</w:t>
+              <w:t>Shop (stage / prod)</w:t>
             </w:r>
           </w:p>
         </w:tc>
         <w:tc>
           <w:tcPr>
-            <w:tcW w:type="dxa" w:w="4038"/>
+            <w:tcW w:type="dxa" w:w="4278"/>
           </w:tcPr>
           <w:p>
             <w:pPr>
@@ -6041,98 +5990,27 @@
                 <w:color w:val="B3261E"/>
                 <w:sz w:val="19"/>
               </w:rPr>
-              <w:t>https://kibana.&lt;domain&gt;</w:t>
+              <w:t>https://shop-stage.&lt;domain&gt;</w:t>
+            </w:r>
+            <w:r>
+              <w:rPr>
+                <w:sz w:val="19"/>
+              </w:rPr>
+              <w:t xml:space="preserve">, </w:t>
+            </w:r>
+            <w:r>
+              <w:rPr>
+                <w:rFonts w:ascii="Consolas" w:hAnsi="Consolas" w:eastAsia="Consolas"/>
+                <w:color w:val="B3261E"/>
+                <w:sz w:val="19"/>
+              </w:rPr>
+              <w:t>https://shop.&lt;domain&gt;</w:t>
             </w:r>
           </w:p>
         </w:tc>
         <w:tc>
           <w:tcPr>
-            <w:tcW w:type="dxa" w:w="3899"/>
-          </w:tcPr>
-          <w:p>
-            <w:pPr>
-              <w:spacing w:after="40"/>
-            </w:pPr>
-            <w:r>
-              <w:rPr>
-                <w:rFonts w:ascii="Consolas" w:hAnsi="Consolas" w:eastAsia="Consolas"/>
-                <w:color w:val="B3261E"/>
-                <w:sz w:val="19"/>
-              </w:rPr>
-              <w:t>elastic</w:t>
-            </w:r>
-            <w:r>
-              <w:rPr>
-                <w:sz w:val="19"/>
-              </w:rPr>
-              <w:t xml:space="preserve"> / output of </w:t>
-            </w:r>
-            <w:r>
-              <w:rPr>
-                <w:rFonts w:ascii="Consolas" w:hAnsi="Consolas" w:eastAsia="Consolas"/>
-                <w:color w:val="B3261E"/>
-                <w:sz w:val="19"/>
-              </w:rPr>
-              <w:t>terraform output kibana_password_command</w:t>
-            </w:r>
-          </w:p>
-        </w:tc>
-      </w:tr>
-      <w:tr>
-        <w:tc>
-          <w:tcPr>
-            <w:tcW w:type="dxa" w:w="1474"/>
-            <w:shd w:val="clear" w:color="auto" w:fill="F7F8FA"/>
-          </w:tcPr>
-          <w:p>
-            <w:pPr>
-              <w:spacing w:after="40"/>
-            </w:pPr>
-            <w:r>
-              <w:rPr>
-                <w:sz w:val="19"/>
-              </w:rPr>
-              <w:t>Shop (stage / prod)</w:t>
-            </w:r>
-          </w:p>
-        </w:tc>
-        <w:tc>
-          <w:tcPr>
-            <w:tcW w:type="dxa" w:w="4038"/>
-            <w:shd w:val="clear" w:color="auto" w:fill="F7F8FA"/>
-          </w:tcPr>
-          <w:p>
-            <w:pPr>
-              <w:spacing w:after="40"/>
-            </w:pPr>
-            <w:r>
-              <w:rPr>
-                <w:rFonts w:ascii="Consolas" w:hAnsi="Consolas" w:eastAsia="Consolas"/>
-                <w:color w:val="B3261E"/>
-                <w:sz w:val="19"/>
-              </w:rPr>
-              <w:t>https://shop-stage.&lt;domain&gt;</w:t>
-            </w:r>
-            <w:r>
-              <w:rPr>
-                <w:sz w:val="19"/>
-              </w:rPr>
-              <w:t xml:space="preserve">, </w:t>
-            </w:r>
-            <w:r>
-              <w:rPr>
-                <w:rFonts w:ascii="Consolas" w:hAnsi="Consolas" w:eastAsia="Consolas"/>
-                <w:color w:val="B3261E"/>
-                <w:sz w:val="19"/>
-              </w:rPr>
-              <w:t>https://shop.&lt;domain&gt;</w:t>
-            </w:r>
-          </w:p>
-        </w:tc>
-        <w:tc>
-          <w:tcPr>
-            <w:tcW w:type="dxa" w:w="3899"/>
-            <w:shd w:val="clear" w:color="auto" w:fill="F7F8FA"/>
+            <w:tcW w:type="dxa" w:w="3607"/>
           </w:tcPr>
           <w:p>
             <w:pPr>
@@ -6220,16 +6098,34 @@
         <w:t>Environment</w:t>
       </w:r>
       <w:r>
-        <w:t xml:space="preserve"> between prod and stage. In </w:t>
+        <w:t xml:space="preserve"> between prod and stage. Its last row, </w:t>
       </w:r>
       <w:r>
         <w:rPr>
-          <w:b/>
+          <w:i/>
         </w:rPr>
-        <w:t>Kibana</w:t>
+        <w:t>Logs and Kubernetes events</w:t>
       </w:r>
       <w:r>
-        <w:t xml:space="preserve">, create a data view for </w:t>
+        <w:t xml:space="preserve">, shows error lines and warnings from Loki. For any other search use </w:t>
+      </w:r>
+      <w:r>
+        <w:rPr>
+          <w:i/>
+        </w:rPr>
+        <w:t>Explore</w:t>
+      </w:r>
+      <w:r>
+        <w:t xml:space="preserve">, data source </w:t>
+      </w:r>
+      <w:r>
+        <w:rPr>
+          <w:i/>
+        </w:rPr>
+        <w:t>Loki</w:t>
+      </w:r>
+      <w:r>
+        <w:t xml:space="preserve">: </w:t>
       </w:r>
       <w:r>
         <w:rPr>
@@ -6237,29 +6133,7 @@
           <w:color w:val="B3261E"/>
           <w:sz w:val="19"/>
         </w:rPr>
-        <w:t>kubernetes-*</w:t>
-      </w:r>
-      <w:r>
-        <w:t xml:space="preserve"> with time field </w:t>
-      </w:r>
-      <w:r>
-        <w:rPr>
-          <w:rFonts w:ascii="Consolas" w:hAnsi="Consolas" w:eastAsia="Consolas"/>
-          <w:color w:val="B3261E"/>
-          <w:sz w:val="19"/>
-        </w:rPr>
-        <w:t>ingest_timestamp</w:t>
-      </w:r>
-      <w:r>
-        <w:t xml:space="preserve">, then search </w:t>
-      </w:r>
-      <w:r>
-        <w:rPr>
-          <w:rFonts w:ascii="Consolas" w:hAnsi="Consolas" w:eastAsia="Consolas"/>
-          <w:color w:val="B3261E"/>
-          <w:sz w:val="19"/>
-        </w:rPr>
-        <w:t>kubernetes.namespace_name : "kubemart-prod" and log_level : "error"</w:t>
+        <w:t>{namespace="kubemart-prod", level="error"}</w:t>
       </w:r>
       <w:r>
         <w:t>.</w:t>
@@ -6329,7 +6203,16 @@
               <w:t>since when</w:t>
             </w:r>
             <w:r>
-              <w:t>; then go to Kibana for the exact error messages.</w:t>
+              <w:t xml:space="preserve">; then scroll to the log row, or open </w:t>
+            </w:r>
+            <w:r>
+              <w:rPr>
+                <w:i/>
+              </w:rPr>
+              <w:t>Explore &gt; Loki</w:t>
+            </w:r>
+            <w:r>
+              <w:t>, for the exact error messages.</w:t>
             </w:r>
           </w:p>
         </w:tc>
@@ -6716,7 +6599,7 @@
                 <w:color w:val="1F2937"/>
                 <w:sz w:val="17"/>
               </w:rPr>
-              <w:t xml:space="preserve">    ├── logging/         # ECK operator, local elastic-stack chart, Fluent Bit</w:t>
+              <w:t xml:space="preserve">    ├── logging/         # Loki (S3 + Pod Identity), Grafana Alloy (logs, Kubernetes events)</w:t>
             </w:r>
           </w:p>
           <w:p>
@@ -6729,7 +6612,7 @@
                 <w:color w:val="1F2937"/>
                 <w:sz w:val="17"/>
               </w:rPr>
-              <w:t xml:space="preserve">    │   └── charts/elastic-stack/   # Elasticsearch, Kibana, Kibana Ingress</w:t>
+              <w:t xml:space="preserve">    │   └── config/      # the two Alloy pipelines</w:t>
             </w:r>
           </w:p>
           <w:p>
@@ -6776,7 +6659,7 @@
       <w:tr>
         <w:tc>
           <w:tcPr>
-            <w:tcW w:type="dxa" w:w="3722"/>
+            <w:tcW w:type="dxa" w:w="3634"/>
             <w:shd w:val="clear" w:color="auto" w:fill="232F3E"/>
           </w:tcPr>
           <w:p>
@@ -6795,7 +6678,7 @@
         </w:tc>
         <w:tc>
           <w:tcPr>
-            <w:tcW w:type="dxa" w:w="5689"/>
+            <w:tcW w:type="dxa" w:w="5778"/>
             <w:shd w:val="clear" w:color="auto" w:fill="232F3E"/>
           </w:tcPr>
           <w:p>
@@ -6816,7 +6699,7 @@
       <w:tr>
         <w:tc>
           <w:tcPr>
-            <w:tcW w:type="dxa" w:w="3722"/>
+            <w:tcW w:type="dxa" w:w="3634"/>
           </w:tcPr>
           <w:p>
             <w:pPr>
@@ -6839,7 +6722,7 @@
         </w:tc>
         <w:tc>
           <w:tcPr>
-            <w:tcW w:type="dxa" w:w="5689"/>
+            <w:tcW w:type="dxa" w:w="5778"/>
           </w:tcPr>
           <w:p>
             <w:pPr>
@@ -6857,7 +6740,7 @@
       <w:tr>
         <w:tc>
           <w:tcPr>
-            <w:tcW w:type="dxa" w:w="3722"/>
+            <w:tcW w:type="dxa" w:w="3634"/>
             <w:shd w:val="clear" w:color="auto" w:fill="F7F8FA"/>
           </w:tcPr>
           <w:p>
@@ -6881,7 +6764,7 @@
         </w:tc>
         <w:tc>
           <w:tcPr>
-            <w:tcW w:type="dxa" w:w="5689"/>
+            <w:tcW w:type="dxa" w:w="5778"/>
             <w:shd w:val="clear" w:color="auto" w:fill="F7F8FA"/>
           </w:tcPr>
           <w:p>
@@ -6900,7 +6783,7 @@
       <w:tr>
         <w:tc>
           <w:tcPr>
-            <w:tcW w:type="dxa" w:w="3722"/>
+            <w:tcW w:type="dxa" w:w="3634"/>
           </w:tcPr>
           <w:p>
             <w:pPr>
@@ -6917,7 +6800,7 @@
         </w:tc>
         <w:tc>
           <w:tcPr>
-            <w:tcW w:type="dxa" w:w="5689"/>
+            <w:tcW w:type="dxa" w:w="5778"/>
           </w:tcPr>
           <w:p>
             <w:pPr>
@@ -6935,7 +6818,7 @@
       <w:tr>
         <w:tc>
           <w:tcPr>
-            <w:tcW w:type="dxa" w:w="3722"/>
+            <w:tcW w:type="dxa" w:w="3634"/>
             <w:shd w:val="clear" w:color="auto" w:fill="F7F8FA"/>
           </w:tcPr>
           <w:p>
@@ -6973,7 +6856,7 @@
         </w:tc>
         <w:tc>
           <w:tcPr>
-            <w:tcW w:type="dxa" w:w="5689"/>
+            <w:tcW w:type="dxa" w:w="5778"/>
             <w:shd w:val="clear" w:color="auto" w:fill="F7F8FA"/>
           </w:tcPr>
           <w:p>
@@ -6992,7 +6875,7 @@
       <w:tr>
         <w:tc>
           <w:tcPr>
-            <w:tcW w:type="dxa" w:w="3722"/>
+            <w:tcW w:type="dxa" w:w="3634"/>
           </w:tcPr>
           <w:p>
             <w:pPr>
@@ -7015,7 +6898,7 @@
         </w:tc>
         <w:tc>
           <w:tcPr>
-            <w:tcW w:type="dxa" w:w="5689"/>
+            <w:tcW w:type="dxa" w:w="5778"/>
           </w:tcPr>
           <w:p>
             <w:pPr>
@@ -7033,7 +6916,7 @@
       <w:tr>
         <w:tc>
           <w:tcPr>
-            <w:tcW w:type="dxa" w:w="3722"/>
+            <w:tcW w:type="dxa" w:w="3634"/>
             <w:shd w:val="clear" w:color="auto" w:fill="F7F8FA"/>
           </w:tcPr>
           <w:p>
@@ -7058,7 +6941,7 @@
         </w:tc>
         <w:tc>
           <w:tcPr>
-            <w:tcW w:type="dxa" w:w="5689"/>
+            <w:tcW w:type="dxa" w:w="5778"/>
             <w:shd w:val="clear" w:color="auto" w:fill="F7F8FA"/>
           </w:tcPr>
           <w:p>
@@ -7077,7 +6960,7 @@
       <w:tr>
         <w:tc>
           <w:tcPr>
-            <w:tcW w:type="dxa" w:w="3722"/>
+            <w:tcW w:type="dxa" w:w="3634"/>
           </w:tcPr>
           <w:p>
             <w:pPr>
@@ -7093,7 +6976,7 @@
         </w:tc>
         <w:tc>
           <w:tcPr>
-            <w:tcW w:type="dxa" w:w="5689"/>
+            <w:tcW w:type="dxa" w:w="5778"/>
           </w:tcPr>
           <w:p>
             <w:pPr>
@@ -7111,7 +6994,7 @@
       <w:tr>
         <w:tc>
           <w:tcPr>
-            <w:tcW w:type="dxa" w:w="3722"/>
+            <w:tcW w:type="dxa" w:w="3634"/>
             <w:shd w:val="clear" w:color="auto" w:fill="F7F8FA"/>
           </w:tcPr>
           <w:p>
@@ -7135,7 +7018,7 @@
         </w:tc>
         <w:tc>
           <w:tcPr>
-            <w:tcW w:type="dxa" w:w="5689"/>
+            <w:tcW w:type="dxa" w:w="5778"/>
             <w:shd w:val="clear" w:color="auto" w:fill="F7F8FA"/>
           </w:tcPr>
           <w:p>
@@ -7154,7 +7037,7 @@
       <w:tr>
         <w:tc>
           <w:tcPr>
-            <w:tcW w:type="dxa" w:w="3722"/>
+            <w:tcW w:type="dxa" w:w="3634"/>
           </w:tcPr>
           <w:p>
             <w:pPr>
@@ -7183,7 +7066,7 @@
         </w:tc>
         <w:tc>
           <w:tcPr>
-            <w:tcW w:type="dxa" w:w="5689"/>
+            <w:tcW w:type="dxa" w:w="5778"/>
           </w:tcPr>
           <w:p>
             <w:pPr>
@@ -7201,7 +7084,7 @@
       <w:tr>
         <w:tc>
           <w:tcPr>
-            <w:tcW w:type="dxa" w:w="3722"/>
+            <w:tcW w:type="dxa" w:w="3634"/>
             <w:shd w:val="clear" w:color="auto" w:fill="F7F8FA"/>
           </w:tcPr>
           <w:p>
@@ -7219,7 +7102,7 @@
         </w:tc>
         <w:tc>
           <w:tcPr>
-            <w:tcW w:type="dxa" w:w="5689"/>
+            <w:tcW w:type="dxa" w:w="5778"/>
             <w:shd w:val="clear" w:color="auto" w:fill="F7F8FA"/>
           </w:tcPr>
           <w:p>
@@ -7238,7 +7121,7 @@
       <w:tr>
         <w:tc>
           <w:tcPr>
-            <w:tcW w:type="dxa" w:w="3722"/>
+            <w:tcW w:type="dxa" w:w="3634"/>
           </w:tcPr>
           <w:p>
             <w:pPr>
@@ -7261,7 +7144,7 @@
         </w:tc>
         <w:tc>
           <w:tcPr>
-            <w:tcW w:type="dxa" w:w="5689"/>
+            <w:tcW w:type="dxa" w:w="5778"/>
           </w:tcPr>
           <w:p>
             <w:pPr>
@@ -7279,7 +7162,7 @@
       <w:tr>
         <w:tc>
           <w:tcPr>
-            <w:tcW w:type="dxa" w:w="3722"/>
+            <w:tcW w:type="dxa" w:w="3634"/>
             <w:shd w:val="clear" w:color="auto" w:fill="F7F8FA"/>
           </w:tcPr>
           <w:p>
@@ -7303,7 +7186,7 @@
         </w:tc>
         <w:tc>
           <w:tcPr>
-            <w:tcW w:type="dxa" w:w="5689"/>
+            <w:tcW w:type="dxa" w:w="5778"/>
             <w:shd w:val="clear" w:color="auto" w:fill="F7F8FA"/>
           </w:tcPr>
           <w:p>
@@ -7322,7 +7205,7 @@
       <w:tr>
         <w:tc>
           <w:tcPr>
-            <w:tcW w:type="dxa" w:w="3722"/>
+            <w:tcW w:type="dxa" w:w="3634"/>
           </w:tcPr>
           <w:p>
             <w:pPr>
@@ -7352,7 +7235,7 @@
         </w:tc>
         <w:tc>
           <w:tcPr>
-            <w:tcW w:type="dxa" w:w="5689"/>
+            <w:tcW w:type="dxa" w:w="5778"/>
           </w:tcPr>
           <w:p>
             <w:pPr>
@@ -7370,7 +7253,7 @@
       <w:tr>
         <w:tc>
           <w:tcPr>
-            <w:tcW w:type="dxa" w:w="3722"/>
+            <w:tcW w:type="dxa" w:w="3634"/>
             <w:shd w:val="clear" w:color="auto" w:fill="F7F8FA"/>
           </w:tcPr>
           <w:p>
@@ -7400,7 +7283,7 @@
         </w:tc>
         <w:tc>
           <w:tcPr>
-            <w:tcW w:type="dxa" w:w="5689"/>
+            <w:tcW w:type="dxa" w:w="5778"/>
             <w:shd w:val="clear" w:color="auto" w:fill="F7F8FA"/>
           </w:tcPr>
           <w:p>
@@ -7419,7 +7302,7 @@
       <w:tr>
         <w:tc>
           <w:tcPr>
-            <w:tcW w:type="dxa" w:w="3722"/>
+            <w:tcW w:type="dxa" w:w="3634"/>
           </w:tcPr>
           <w:p>
             <w:pPr>
@@ -7442,7 +7325,7 @@
         </w:tc>
         <w:tc>
           <w:tcPr>
-            <w:tcW w:type="dxa" w:w="5689"/>
+            <w:tcW w:type="dxa" w:w="5778"/>
           </w:tcPr>
           <w:p>
             <w:pPr>
@@ -7460,7 +7343,7 @@
       <w:tr>
         <w:tc>
           <w:tcPr>
-            <w:tcW w:type="dxa" w:w="3722"/>
+            <w:tcW w:type="dxa" w:w="3634"/>
             <w:shd w:val="clear" w:color="auto" w:fill="F7F8FA"/>
           </w:tcPr>
           <w:p>
@@ -7472,13 +7355,13 @@
                 <w:b/>
                 <w:sz w:val="19"/>
               </w:rPr>
-              <w:t>Metrics and logs both</w:t>
+              <w:t>Metrics and logs in one Grafana</w:t>
             </w:r>
           </w:p>
         </w:tc>
         <w:tc>
           <w:tcPr>
-            <w:tcW w:type="dxa" w:w="5689"/>
+            <w:tcW w:type="dxa" w:w="5778"/>
             <w:shd w:val="clear" w:color="auto" w:fill="F7F8FA"/>
           </w:tcPr>
           <w:p>
@@ -7489,7 +7372,7 @@
               <w:rPr>
                 <w:sz w:val="19"/>
               </w:rPr>
-              <w:t>Prometheus/Grafana spot problems quickly and cheaply; Elasticsearch/Kibana explain them</w:t>
+              <w:t>Prometheus spots problems; Loki explains them, one click away. Loki indexes only labels and keeps logs in S3, so it needs a fraction of Elasticsearch's memory and disk</w:t>
             </w:r>
           </w:p>
         </w:tc>
@@ -7497,7 +7380,7 @@
       <w:tr>
         <w:tc>
           <w:tcPr>
-            <w:tcW w:type="dxa" w:w="3722"/>
+            <w:tcW w:type="dxa" w:w="3634"/>
           </w:tcPr>
           <w:p>
             <w:pPr>
@@ -7507,7 +7390,7 @@
               <w:rPr>
                 <w:sz w:val="19"/>
               </w:rPr>
-              <w:t xml:space="preserve">Grafana, Argo CD and Kibana share </w:t>
+              <w:t xml:space="preserve">Grafana and Argo CD share </w:t>
             </w:r>
             <w:r>
               <w:rPr>
@@ -7526,7 +7409,7 @@
         </w:tc>
         <w:tc>
           <w:tcPr>
-            <w:tcW w:type="dxa" w:w="5689"/>
+            <w:tcW w:type="dxa" w:w="5778"/>
           </w:tcPr>
           <w:p>
             <w:pPr>
@@ -7571,7 +7454,7 @@
       <w:tr>
         <w:tc>
           <w:tcPr>
-            <w:tcW w:type="dxa" w:w="3094"/>
+            <w:tcW w:type="dxa" w:w="3038"/>
             <w:shd w:val="clear" w:color="auto" w:fill="232F3E"/>
           </w:tcPr>
           <w:p>
@@ -7590,7 +7473,7 @@
         </w:tc>
         <w:tc>
           <w:tcPr>
-            <w:tcW w:type="dxa" w:w="6317"/>
+            <w:tcW w:type="dxa" w:w="6373"/>
             <w:shd w:val="clear" w:color="auto" w:fill="232F3E"/>
           </w:tcPr>
           <w:p>
@@ -7611,7 +7494,7 @@
       <w:tr>
         <w:tc>
           <w:tcPr>
-            <w:tcW w:type="dxa" w:w="3094"/>
+            <w:tcW w:type="dxa" w:w="3038"/>
           </w:tcPr>
           <w:p>
             <w:pPr>
@@ -7627,7 +7510,7 @@
         </w:tc>
         <w:tc>
           <w:tcPr>
-            <w:tcW w:type="dxa" w:w="6317"/>
+            <w:tcW w:type="dxa" w:w="6373"/>
           </w:tcPr>
           <w:p>
             <w:pPr>
@@ -7658,7 +7541,7 @@
       <w:tr>
         <w:tc>
           <w:tcPr>
-            <w:tcW w:type="dxa" w:w="3094"/>
+            <w:tcW w:type="dxa" w:w="3038"/>
             <w:shd w:val="clear" w:color="auto" w:fill="F7F8FA"/>
           </w:tcPr>
           <w:p>
@@ -7675,7 +7558,7 @@
         </w:tc>
         <w:tc>
           <w:tcPr>
-            <w:tcW w:type="dxa" w:w="6317"/>
+            <w:tcW w:type="dxa" w:w="6373"/>
             <w:shd w:val="clear" w:color="auto" w:fill="F7F8FA"/>
           </w:tcPr>
           <w:p>
@@ -7694,7 +7577,7 @@
       <w:tr>
         <w:tc>
           <w:tcPr>
-            <w:tcW w:type="dxa" w:w="3094"/>
+            <w:tcW w:type="dxa" w:w="3038"/>
           </w:tcPr>
           <w:p>
             <w:pPr>
@@ -7710,7 +7593,7 @@
         </w:tc>
         <w:tc>
           <w:tcPr>
-            <w:tcW w:type="dxa" w:w="6317"/>
+            <w:tcW w:type="dxa" w:w="6373"/>
           </w:tcPr>
           <w:p>
             <w:pPr>
@@ -7729,7 +7612,7 @@
       <w:tr>
         <w:tc>
           <w:tcPr>
-            <w:tcW w:type="dxa" w:w="3094"/>
+            <w:tcW w:type="dxa" w:w="3038"/>
             <w:shd w:val="clear" w:color="auto" w:fill="F7F8FA"/>
           </w:tcPr>
           <w:p>
@@ -7746,7 +7629,7 @@
         </w:tc>
         <w:tc>
           <w:tcPr>
-            <w:tcW w:type="dxa" w:w="6317"/>
+            <w:tcW w:type="dxa" w:w="6373"/>
             <w:shd w:val="clear" w:color="auto" w:fill="F7F8FA"/>
           </w:tcPr>
           <w:p>
@@ -7785,7 +7668,7 @@
       <w:tr>
         <w:tc>
           <w:tcPr>
-            <w:tcW w:type="dxa" w:w="3094"/>
+            <w:tcW w:type="dxa" w:w="3038"/>
           </w:tcPr>
           <w:p>
             <w:pPr>
@@ -7801,7 +7684,7 @@
         </w:tc>
         <w:tc>
           <w:tcPr>
-            <w:tcW w:type="dxa" w:w="6317"/>
+            <w:tcW w:type="dxa" w:w="6373"/>
           </w:tcPr>
           <w:p>
             <w:pPr>
@@ -7834,7 +7717,7 @@
       <w:tr>
         <w:tc>
           <w:tcPr>
-            <w:tcW w:type="dxa" w:w="3094"/>
+            <w:tcW w:type="dxa" w:w="3038"/>
             <w:shd w:val="clear" w:color="auto" w:fill="F7F8FA"/>
           </w:tcPr>
           <w:p>
@@ -7851,7 +7734,7 @@
         </w:tc>
         <w:tc>
           <w:tcPr>
-            <w:tcW w:type="dxa" w:w="6317"/>
+            <w:tcW w:type="dxa" w:w="6373"/>
             <w:shd w:val="clear" w:color="auto" w:fill="F7F8FA"/>
           </w:tcPr>
           <w:p>
@@ -7883,7 +7766,7 @@
       <w:tr>
         <w:tc>
           <w:tcPr>
-            <w:tcW w:type="dxa" w:w="3094"/>
+            <w:tcW w:type="dxa" w:w="3038"/>
           </w:tcPr>
           <w:p>
             <w:pPr>
@@ -7899,7 +7782,7 @@
         </w:tc>
         <w:tc>
           <w:tcPr>
-            <w:tcW w:type="dxa" w:w="6317"/>
+            <w:tcW w:type="dxa" w:w="6373"/>
           </w:tcPr>
           <w:p>
             <w:pPr>
@@ -7917,7 +7800,7 @@
       <w:tr>
         <w:tc>
           <w:tcPr>
-            <w:tcW w:type="dxa" w:w="3094"/>
+            <w:tcW w:type="dxa" w:w="3038"/>
             <w:shd w:val="clear" w:color="auto" w:fill="F7F8FA"/>
           </w:tcPr>
           <w:p>
@@ -7934,7 +7817,7 @@
         </w:tc>
         <w:tc>
           <w:tcPr>
-            <w:tcW w:type="dxa" w:w="6317"/>
+            <w:tcW w:type="dxa" w:w="6373"/>
             <w:shd w:val="clear" w:color="auto" w:fill="F7F8FA"/>
           </w:tcPr>
           <w:p>
@@ -7981,7 +7864,7 @@
       <w:tr>
         <w:tc>
           <w:tcPr>
-            <w:tcW w:type="dxa" w:w="3094"/>
+            <w:tcW w:type="dxa" w:w="3038"/>
           </w:tcPr>
           <w:p>
             <w:pPr>
@@ -7997,7 +7880,7 @@
         </w:tc>
         <w:tc>
           <w:tcPr>
-            <w:tcW w:type="dxa" w:w="6317"/>
+            <w:tcW w:type="dxa" w:w="6373"/>
           </w:tcPr>
           <w:p>
             <w:pPr>
@@ -8029,7 +7912,7 @@
       <w:tr>
         <w:tc>
           <w:tcPr>
-            <w:tcW w:type="dxa" w:w="3094"/>
+            <w:tcW w:type="dxa" w:w="3038"/>
             <w:shd w:val="clear" w:color="auto" w:fill="F7F8FA"/>
           </w:tcPr>
           <w:p>
@@ -8046,7 +7929,7 @@
         </w:tc>
         <w:tc>
           <w:tcPr>
-            <w:tcW w:type="dxa" w:w="6317"/>
+            <w:tcW w:type="dxa" w:w="6373"/>
             <w:shd w:val="clear" w:color="auto" w:fill="F7F8FA"/>
           </w:tcPr>
           <w:p>
@@ -8092,7 +7975,7 @@
       <w:tr>
         <w:tc>
           <w:tcPr>
-            <w:tcW w:type="dxa" w:w="3094"/>
+            <w:tcW w:type="dxa" w:w="3038"/>
           </w:tcPr>
           <w:p>
             <w:pPr>
@@ -8108,7 +7991,7 @@
         </w:tc>
         <w:tc>
           <w:tcPr>
-            <w:tcW w:type="dxa" w:w="6317"/>
+            <w:tcW w:type="dxa" w:w="6373"/>
           </w:tcPr>
           <w:p>
             <w:pPr>
@@ -8118,7 +8001,7 @@
               <w:rPr>
                 <w:sz w:val="19"/>
               </w:rPr>
-              <w:t xml:space="preserve">Add a Slack receiver to Alertmanager in </w:t>
+              <w:t xml:space="preserve">Set the GitHub secret </w:t>
             </w:r>
             <w:r>
               <w:rPr>
@@ -8126,27 +8009,13 @@
                 <w:color w:val="B3261E"/>
                 <w:sz w:val="19"/>
               </w:rPr>
-              <w:t>module/monitoring</w:t>
-            </w:r>
-            <w:r>
-              <w:rPr>
-                <w:sz w:val="19"/>
-              </w:rPr>
-              <w:t xml:space="preserve"> (</w:t>
-            </w:r>
-            <w:r>
-              <w:rPr>
-                <w:rFonts w:ascii="Consolas" w:hAnsi="Consolas" w:eastAsia="Consolas"/>
-                <w:color w:val="B3261E"/>
-                <w:sz w:val="19"/>
-              </w:rPr>
-              <w:t>alertmanager.config</w:t>
-            </w:r>
-            <w:r>
-              <w:rPr>
-                <w:sz w:val="19"/>
-              </w:rPr>
-              <w:t>)</w:t>
+              <w:t>ALERT_SLACK_WEBHOOK_URL</w:t>
+            </w:r>
+            <w:r>
+              <w:rPr>
+                <w:sz w:val="19"/>
+              </w:rPr>
+              <w:t xml:space="preserve"> (a Slack incoming webhook) and re-run the infrastructure workflow</w:t>
             </w:r>
           </w:p>
         </w:tc>
@@ -8154,7 +8023,7 @@
       <w:tr>
         <w:tc>
           <w:tcPr>
-            <w:tcW w:type="dxa" w:w="3094"/>
+            <w:tcW w:type="dxa" w:w="3038"/>
             <w:shd w:val="clear" w:color="auto" w:fill="F7F8FA"/>
           </w:tcPr>
           <w:p>
@@ -8171,7 +8040,7 @@
         </w:tc>
         <w:tc>
           <w:tcPr>
-            <w:tcW w:type="dxa" w:w="6317"/>
+            <w:tcW w:type="dxa" w:w="6373"/>
             <w:shd w:val="clear" w:color="auto" w:fill="F7F8FA"/>
           </w:tcPr>
           <w:p>
@@ -8236,7 +8105,7 @@
       <w:tr>
         <w:tc>
           <w:tcPr>
-            <w:tcW w:type="dxa" w:w="5318"/>
+            <w:tcW w:type="dxa" w:w="5387"/>
             <w:shd w:val="clear" w:color="auto" w:fill="232F3E"/>
           </w:tcPr>
           <w:p>
@@ -8255,7 +8124,7 @@
         </w:tc>
         <w:tc>
           <w:tcPr>
-            <w:tcW w:type="dxa" w:w="4093"/>
+            <w:tcW w:type="dxa" w:w="4024"/>
             <w:shd w:val="clear" w:color="auto" w:fill="232F3E"/>
           </w:tcPr>
           <w:p>
@@ -8276,7 +8145,7 @@
       <w:tr>
         <w:tc>
           <w:tcPr>
-            <w:tcW w:type="dxa" w:w="5318"/>
+            <w:tcW w:type="dxa" w:w="5387"/>
           </w:tcPr>
           <w:p>
             <w:pPr>
@@ -8292,7 +8161,7 @@
         </w:tc>
         <w:tc>
           <w:tcPr>
-            <w:tcW w:type="dxa" w:w="4093"/>
+            <w:tcW w:type="dxa" w:w="4024"/>
           </w:tcPr>
           <w:p>
             <w:pPr>
@@ -8310,7 +8179,7 @@
       <w:tr>
         <w:tc>
           <w:tcPr>
-            <w:tcW w:type="dxa" w:w="5318"/>
+            <w:tcW w:type="dxa" w:w="5387"/>
             <w:shd w:val="clear" w:color="auto" w:fill="F7F8FA"/>
           </w:tcPr>
           <w:p>
@@ -8321,13 +8190,13 @@
               <w:rPr>
                 <w:sz w:val="19"/>
               </w:rPr>
-              <w:t>3 × t3.large worker servers (Elasticsearch, Prometheus and 6 database pods need the memory)</w:t>
+              <w:t>3 × t3.large worker servers (Prometheus, Loki and 6 database pods need the memory)</w:t>
             </w:r>
           </w:p>
         </w:tc>
         <w:tc>
           <w:tcPr>
-            <w:tcW w:type="dxa" w:w="4093"/>
+            <w:tcW w:type="dxa" w:w="4024"/>
             <w:shd w:val="clear" w:color="auto" w:fill="F7F8FA"/>
           </w:tcPr>
           <w:p>
@@ -8346,7 +8215,7 @@
       <w:tr>
         <w:tc>
           <w:tcPr>
-            <w:tcW w:type="dxa" w:w="5318"/>
+            <w:tcW w:type="dxa" w:w="5387"/>
           </w:tcPr>
           <w:p>
             <w:pPr>
@@ -8362,7 +8231,7 @@
         </w:tc>
         <w:tc>
           <w:tcPr>
-            <w:tcW w:type="dxa" w:w="4093"/>
+            <w:tcW w:type="dxa" w:w="4024"/>
           </w:tcPr>
           <w:p>
             <w:pPr>
@@ -8380,7 +8249,7 @@
       <w:tr>
         <w:tc>
           <w:tcPr>
-            <w:tcW w:type="dxa" w:w="5318"/>
+            <w:tcW w:type="dxa" w:w="5387"/>
             <w:shd w:val="clear" w:color="auto" w:fill="F7F8FA"/>
           </w:tcPr>
           <w:p>
@@ -8397,7 +8266,7 @@
         </w:tc>
         <w:tc>
           <w:tcPr>
-            <w:tcW w:type="dxa" w:w="4093"/>
+            <w:tcW w:type="dxa" w:w="4024"/>
             <w:shd w:val="clear" w:color="auto" w:fill="F7F8FA"/>
           </w:tcPr>
           <w:p>
@@ -8416,7 +8285,7 @@
       <w:tr>
         <w:tc>
           <w:tcPr>
-            <w:tcW w:type="dxa" w:w="5318"/>
+            <w:tcW w:type="dxa" w:w="5387"/>
           </w:tcPr>
           <w:p>
             <w:pPr>
@@ -8426,13 +8295,13 @@
               <w:rPr>
                 <w:sz w:val="19"/>
               </w:rPr>
-              <w:t>EBS disks (servers, Elasticsearch 30 GB, Prometheus 30 GB, databases 75 GB, Valkey 7 GB)</w:t>
+              <w:t>EBS disks (servers, Prometheus 30 GB, Loki 10 GB, databases 75 GB, Valkey 7 GB) and the Loki log bucket in S3</w:t>
             </w:r>
           </w:p>
         </w:tc>
         <w:tc>
           <w:tcPr>
-            <w:tcW w:type="dxa" w:w="4093"/>
+            <w:tcW w:type="dxa" w:w="4024"/>
           </w:tcPr>
           <w:p>
             <w:pPr>
@@ -8450,7 +8319,7 @@
       <w:tr>
         <w:tc>
           <w:tcPr>
-            <w:tcW w:type="dxa" w:w="5318"/>
+            <w:tcW w:type="dxa" w:w="5387"/>
             <w:shd w:val="clear" w:color="auto" w:fill="F7F8FA"/>
           </w:tcPr>
           <w:p>
@@ -8467,7 +8336,7 @@
         </w:tc>
         <w:tc>
           <w:tcPr>
-            <w:tcW w:type="dxa" w:w="4093"/>
+            <w:tcW w:type="dxa" w:w="4024"/>
             <w:shd w:val="clear" w:color="auto" w:fill="F7F8FA"/>
           </w:tcPr>
           <w:p>
@@ -8486,7 +8355,7 @@
       <w:tr>
         <w:tc>
           <w:tcPr>
-            <w:tcW w:type="dxa" w:w="5318"/>
+            <w:tcW w:type="dxa" w:w="5387"/>
           </w:tcPr>
           <w:p>
             <w:pPr>
@@ -8502,7 +8371,7 @@
         </w:tc>
         <w:tc>
           <w:tcPr>
-            <w:tcW w:type="dxa" w:w="4093"/>
+            <w:tcW w:type="dxa" w:w="4024"/>
           </w:tcPr>
           <w:p>
             <w:pPr>
@@ -8520,7 +8389,7 @@
       <w:tr>
         <w:tc>
           <w:tcPr>
-            <w:tcW w:type="dxa" w:w="5318"/>
+            <w:tcW w:type="dxa" w:w="5387"/>
             <w:shd w:val="clear" w:color="auto" w:fill="F7F8FA"/>
           </w:tcPr>
           <w:p>
@@ -8538,7 +8407,7 @@
         </w:tc>
         <w:tc>
           <w:tcPr>
-            <w:tcW w:type="dxa" w:w="4093"/>
+            <w:tcW w:type="dxa" w:w="4024"/>
             <w:shd w:val="clear" w:color="auto" w:fill="F7F8FA"/>
           </w:tcPr>
           <w:p>
@@ -8596,7 +8465,7 @@
         <w:t>destroy</w:t>
       </w:r>
       <w:r>
-        <w:t>, and approve. It deletes the Argo CD applications first (so their load balancers are removed while the load balancer controller still runs), then the PostgreSQL clusters and Valkey (Argo CD is told never to delete them itself) and the disks of the databases, Valkey, Elasticsearch and Prometheus; then Terraform destroys the platform, including the backup bucket (</w:t>
+        <w:t>, and approve. It deletes the Argo CD applications first (so their load balancers are removed while the load balancer controller still runs), then the PostgreSQL clusters and Valkey (Argo CD is told never to delete them itself) and the disks of the databases, Valkey, Loki and Prometheus, and every load balancer; then Terraform destroys the platform, including the backup bucket (</w:t>
       </w:r>
       <w:r>
         <w:rPr>
@@ -8762,7 +8631,7 @@
       <w:tr>
         <w:tc>
           <w:tcPr>
-            <w:tcW w:type="dxa" w:w="2664"/>
+            <w:tcW w:type="dxa" w:w="2516"/>
             <w:shd w:val="clear" w:color="auto" w:fill="232F3E"/>
           </w:tcPr>
           <w:p>
@@ -8781,7 +8650,7 @@
         </w:tc>
         <w:tc>
           <w:tcPr>
-            <w:tcW w:type="dxa" w:w="3017"/>
+            <w:tcW w:type="dxa" w:w="2981"/>
             <w:shd w:val="clear" w:color="auto" w:fill="232F3E"/>
           </w:tcPr>
           <w:p>
@@ -8800,7 +8669,7 @@
         </w:tc>
         <w:tc>
           <w:tcPr>
-            <w:tcW w:type="dxa" w:w="3730"/>
+            <w:tcW w:type="dxa" w:w="3915"/>
             <w:shd w:val="clear" w:color="auto" w:fill="232F3E"/>
           </w:tcPr>
           <w:p>
@@ -8821,7 +8690,7 @@
       <w:tr>
         <w:tc>
           <w:tcPr>
-            <w:tcW w:type="dxa" w:w="2664"/>
+            <w:tcW w:type="dxa" w:w="2516"/>
           </w:tcPr>
           <w:p>
             <w:pPr>
@@ -8838,7 +8707,7 @@
         </w:tc>
         <w:tc>
           <w:tcPr>
-            <w:tcW w:type="dxa" w:w="3017"/>
+            <w:tcW w:type="dxa" w:w="2981"/>
           </w:tcPr>
           <w:p>
             <w:pPr>
@@ -8862,7 +8731,7 @@
         </w:tc>
         <w:tc>
           <w:tcPr>
-            <w:tcW w:type="dxa" w:w="3730"/>
+            <w:tcW w:type="dxa" w:w="3915"/>
           </w:tcPr>
           <w:p>
             <w:pPr>
@@ -8893,7 +8762,7 @@
       <w:tr>
         <w:tc>
           <w:tcPr>
-            <w:tcW w:type="dxa" w:w="2664"/>
+            <w:tcW w:type="dxa" w:w="2516"/>
             <w:shd w:val="clear" w:color="auto" w:fill="F7F8FA"/>
           </w:tcPr>
           <w:p>
@@ -8911,7 +8780,7 @@
         </w:tc>
         <w:tc>
           <w:tcPr>
-            <w:tcW w:type="dxa" w:w="3017"/>
+            <w:tcW w:type="dxa" w:w="2981"/>
             <w:shd w:val="clear" w:color="auto" w:fill="F7F8FA"/>
           </w:tcPr>
           <w:p>
@@ -8936,7 +8805,7 @@
         </w:tc>
         <w:tc>
           <w:tcPr>
-            <w:tcW w:type="dxa" w:w="3730"/>
+            <w:tcW w:type="dxa" w:w="3915"/>
             <w:shd w:val="clear" w:color="auto" w:fill="F7F8FA"/>
           </w:tcPr>
           <w:p>
@@ -8983,7 +8852,7 @@
       <w:tr>
         <w:tc>
           <w:tcPr>
-            <w:tcW w:type="dxa" w:w="2664"/>
+            <w:tcW w:type="dxa" w:w="2516"/>
           </w:tcPr>
           <w:p>
             <w:pPr>
@@ -9007,7 +8876,7 @@
         </w:tc>
         <w:tc>
           <w:tcPr>
-            <w:tcW w:type="dxa" w:w="3017"/>
+            <w:tcW w:type="dxa" w:w="2981"/>
           </w:tcPr>
           <w:p>
             <w:pPr>
@@ -9023,7 +8892,7 @@
         </w:tc>
         <w:tc>
           <w:tcPr>
-            <w:tcW w:type="dxa" w:w="3730"/>
+            <w:tcW w:type="dxa" w:w="3915"/>
           </w:tcPr>
           <w:p>
             <w:pPr>
@@ -9063,7 +8932,7 @@
       <w:tr>
         <w:tc>
           <w:tcPr>
-            <w:tcW w:type="dxa" w:w="2664"/>
+            <w:tcW w:type="dxa" w:w="2516"/>
             <w:shd w:val="clear" w:color="auto" w:fill="F7F8FA"/>
           </w:tcPr>
           <w:p>
@@ -9088,7 +8957,7 @@
         </w:tc>
         <w:tc>
           <w:tcPr>
-            <w:tcW w:type="dxa" w:w="3017"/>
+            <w:tcW w:type="dxa" w:w="2981"/>
             <w:shd w:val="clear" w:color="auto" w:fill="F7F8FA"/>
           </w:tcPr>
           <w:p>
@@ -9105,7 +8974,7 @@
         </w:tc>
         <w:tc>
           <w:tcPr>
-            <w:tcW w:type="dxa" w:w="3730"/>
+            <w:tcW w:type="dxa" w:w="3915"/>
             <w:shd w:val="clear" w:color="auto" w:fill="F7F8FA"/>
           </w:tcPr>
           <w:p>
@@ -9138,7 +9007,7 @@
       <w:tr>
         <w:tc>
           <w:tcPr>
-            <w:tcW w:type="dxa" w:w="2664"/>
+            <w:tcW w:type="dxa" w:w="2516"/>
           </w:tcPr>
           <w:p>
             <w:pPr>
@@ -9154,7 +9023,7 @@
         </w:tc>
         <w:tc>
           <w:tcPr>
-            <w:tcW w:type="dxa" w:w="3017"/>
+            <w:tcW w:type="dxa" w:w="2981"/>
           </w:tcPr>
           <w:p>
             <w:pPr>
@@ -9170,7 +9039,7 @@
         </w:tc>
         <w:tc>
           <w:tcPr>
-            <w:tcW w:type="dxa" w:w="3730"/>
+            <w:tcW w:type="dxa" w:w="3915"/>
           </w:tcPr>
           <w:p>
             <w:pPr>
@@ -9202,7 +9071,7 @@
       <w:tr>
         <w:tc>
           <w:tcPr>
-            <w:tcW w:type="dxa" w:w="2664"/>
+            <w:tcW w:type="dxa" w:w="2516"/>
             <w:shd w:val="clear" w:color="auto" w:fill="F7F8FA"/>
           </w:tcPr>
           <w:p>
@@ -9227,7 +9096,7 @@
         </w:tc>
         <w:tc>
           <w:tcPr>
-            <w:tcW w:type="dxa" w:w="3017"/>
+            <w:tcW w:type="dxa" w:w="2981"/>
             <w:shd w:val="clear" w:color="auto" w:fill="F7F8FA"/>
           </w:tcPr>
           <w:p>
@@ -9244,7 +9113,7 @@
         </w:tc>
         <w:tc>
           <w:tcPr>
-            <w:tcW w:type="dxa" w:w="3730"/>
+            <w:tcW w:type="dxa" w:w="3915"/>
             <w:shd w:val="clear" w:color="auto" w:fill="F7F8FA"/>
           </w:tcPr>
           <w:p>
@@ -9277,7 +9146,7 @@
       <w:tr>
         <w:tc>
           <w:tcPr>
-            <w:tcW w:type="dxa" w:w="2664"/>
+            <w:tcW w:type="dxa" w:w="2516"/>
           </w:tcPr>
           <w:p>
             <w:pPr>
@@ -9293,7 +9162,7 @@
         </w:tc>
         <w:tc>
           <w:tcPr>
-            <w:tcW w:type="dxa" w:w="3017"/>
+            <w:tcW w:type="dxa" w:w="2981"/>
           </w:tcPr>
           <w:p>
             <w:pPr>
@@ -9323,7 +9192,7 @@
         </w:tc>
         <w:tc>
           <w:tcPr>
-            <w:tcW w:type="dxa" w:w="3730"/>
+            <w:tcW w:type="dxa" w:w="3915"/>
           </w:tcPr>
           <w:p>
             <w:pPr>
@@ -9354,7 +9223,7 @@
       <w:tr>
         <w:tc>
           <w:tcPr>
-            <w:tcW w:type="dxa" w:w="2664"/>
+            <w:tcW w:type="dxa" w:w="2516"/>
             <w:shd w:val="clear" w:color="auto" w:fill="F7F8FA"/>
           </w:tcPr>
           <w:p>
@@ -9378,7 +9247,7 @@
         </w:tc>
         <w:tc>
           <w:tcPr>
-            <w:tcW w:type="dxa" w:w="3017"/>
+            <w:tcW w:type="dxa" w:w="2981"/>
             <w:shd w:val="clear" w:color="auto" w:fill="F7F8FA"/>
           </w:tcPr>
           <w:p>
@@ -9395,7 +9264,7 @@
         </w:tc>
         <w:tc>
           <w:tcPr>
-            <w:tcW w:type="dxa" w:w="3730"/>
+            <w:tcW w:type="dxa" w:w="3915"/>
             <w:shd w:val="clear" w:color="auto" w:fill="F7F8FA"/>
           </w:tcPr>
           <w:p>
@@ -9414,7 +9283,7 @@
       <w:tr>
         <w:tc>
           <w:tcPr>
-            <w:tcW w:type="dxa" w:w="2664"/>
+            <w:tcW w:type="dxa" w:w="2516"/>
           </w:tcPr>
           <w:p>
             <w:pPr>
@@ -9438,7 +9307,7 @@
         </w:tc>
         <w:tc>
           <w:tcPr>
-            <w:tcW w:type="dxa" w:w="3017"/>
+            <w:tcW w:type="dxa" w:w="2981"/>
           </w:tcPr>
           <w:p>
             <w:pPr>
@@ -9476,7 +9345,7 @@
         </w:tc>
         <w:tc>
           <w:tcPr>
-            <w:tcW w:type="dxa" w:w="3730"/>
+            <w:tcW w:type="dxa" w:w="3915"/>
           </w:tcPr>
           <w:p>
             <w:pPr>
@@ -9494,7 +9363,7 @@
       <w:tr>
         <w:tc>
           <w:tcPr>
-            <w:tcW w:type="dxa" w:w="2664"/>
+            <w:tcW w:type="dxa" w:w="2516"/>
             <w:shd w:val="clear" w:color="auto" w:fill="F7F8FA"/>
           </w:tcPr>
           <w:p>
@@ -9539,7 +9408,7 @@
         </w:tc>
         <w:tc>
           <w:tcPr>
-            <w:tcW w:type="dxa" w:w="3017"/>
+            <w:tcW w:type="dxa" w:w="2981"/>
             <w:shd w:val="clear" w:color="auto" w:fill="F7F8FA"/>
           </w:tcPr>
           <w:p>
@@ -9556,7 +9425,7 @@
         </w:tc>
         <w:tc>
           <w:tcPr>
-            <w:tcW w:type="dxa" w:w="3730"/>
+            <w:tcW w:type="dxa" w:w="3915"/>
             <w:shd w:val="clear" w:color="auto" w:fill="F7F8FA"/>
           </w:tcPr>
           <w:p>
@@ -9582,7 +9451,7 @@
       <w:tr>
         <w:tc>
           <w:tcPr>
-            <w:tcW w:type="dxa" w:w="2664"/>
+            <w:tcW w:type="dxa" w:w="2516"/>
           </w:tcPr>
           <w:p>
             <w:pPr>
@@ -9592,13 +9461,13 @@
               <w:rPr>
                 <w:sz w:val="19"/>
               </w:rPr>
-              <w:t>Elasticsearch pod stays Pending</w:t>
+              <w:t>Loki pod stays Pending or restarts</w:t>
             </w:r>
           </w:p>
         </w:tc>
         <w:tc>
           <w:tcPr>
-            <w:tcW w:type="dxa" w:w="3017"/>
+            <w:tcW w:type="dxa" w:w="2981"/>
           </w:tcPr>
           <w:p>
             <w:pPr>
@@ -9608,31 +9477,59 @@
               <w:rPr>
                 <w:sz w:val="19"/>
               </w:rPr>
-              <w:t>Not enough memory on the servers</w:t>
+              <w:t>Not enough memory, or no access to its S3 bucket</w:t>
             </w:r>
           </w:p>
         </w:tc>
         <w:tc>
           <w:tcPr>
-            <w:tcW w:type="dxa" w:w="3730"/>
+            <w:tcW w:type="dxa" w:w="3915"/>
           </w:tcPr>
           <w:p>
             <w:pPr>
               <w:spacing w:after="40"/>
             </w:pPr>
-            <w:r>
-              <w:rPr>
-                <w:sz w:val="19"/>
-              </w:rPr>
-              <w:t xml:space="preserve">Use t3.large or bigger; </w:t>
-            </w:r>
             <w:r>
               <w:rPr>
                 <w:rFonts w:ascii="Consolas" w:hAnsi="Consolas" w:eastAsia="Consolas"/>
                 <w:color w:val="B3261E"/>
                 <w:sz w:val="19"/>
               </w:rPr>
-              <w:t>kubectl describe pod logging-es-default-0 -n logging</w:t>
+              <w:t>kubectl describe pod loki-0 -n logging</w:t>
+            </w:r>
+            <w:r>
+              <w:rPr>
+                <w:sz w:val="19"/>
+              </w:rPr>
+              <w:t xml:space="preserve">; </w:t>
+            </w:r>
+            <w:r>
+              <w:rPr>
+                <w:rFonts w:ascii="Consolas" w:hAnsi="Consolas" w:eastAsia="Consolas"/>
+                <w:color w:val="B3261E"/>
+                <w:sz w:val="19"/>
+              </w:rPr>
+              <w:t>kubectl logs loki-0 -n logging</w:t>
+            </w:r>
+            <w:r>
+              <w:rPr>
+                <w:sz w:val="19"/>
+              </w:rPr>
+              <w:t xml:space="preserve"> (look for </w:t>
+            </w:r>
+            <w:r>
+              <w:rPr>
+                <w:rFonts w:ascii="Consolas" w:hAnsi="Consolas" w:eastAsia="Consolas"/>
+                <w:color w:val="B3261E"/>
+                <w:sz w:val="19"/>
+              </w:rPr>
+              <w:t>AccessDenied</w:t>
+            </w:r>
+            <w:r>
+              <w:rPr>
+                <w:sz w:val="19"/>
+              </w:rPr>
+              <w:t>: check the Pod Identity association)</w:t>
             </w:r>
           </w:p>
         </w:tc>
@@ -9640,7 +9537,7 @@
       <w:tr>
         <w:tc>
           <w:tcPr>
-            <w:tcW w:type="dxa" w:w="2664"/>
+            <w:tcW w:type="dxa" w:w="2516"/>
             <w:shd w:val="clear" w:color="auto" w:fill="F7F8FA"/>
           </w:tcPr>
           <w:p>
@@ -9651,13 +9548,13 @@
               <w:rPr>
                 <w:sz w:val="19"/>
               </w:rPr>
-              <w:t>No logs in Kibana</w:t>
+              <w:t>No logs in Grafana</w:t>
             </w:r>
           </w:p>
         </w:tc>
         <w:tc>
           <w:tcPr>
-            <w:tcW w:type="dxa" w:w="3017"/>
+            <w:tcW w:type="dxa" w:w="2981"/>
             <w:shd w:val="clear" w:color="auto" w:fill="F7F8FA"/>
           </w:tcPr>
           <w:p>
@@ -9668,13 +9565,13 @@
               <w:rPr>
                 <w:sz w:val="19"/>
               </w:rPr>
-              <w:t>Fluent Bit cannot reach Elasticsearch</w:t>
+              <w:t>Alloy cannot reach Loki, or the label filter matches nothing</w:t>
             </w:r>
           </w:p>
         </w:tc>
         <w:tc>
           <w:tcPr>
-            <w:tcW w:type="dxa" w:w="3730"/>
+            <w:tcW w:type="dxa" w:w="3915"/>
             <w:shd w:val="clear" w:color="auto" w:fill="F7F8FA"/>
           </w:tcPr>
           <w:p>
@@ -9687,13 +9584,26 @@
                 <w:color w:val="B3261E"/>
                 <w:sz w:val="19"/>
               </w:rPr>
-              <w:t>kubectl logs -n logging -l app.kubernetes.io/name=fluent-bit</w:t>
-            </w:r>
-            <w:r>
-              <w:rPr>
-                <w:sz w:val="19"/>
-              </w:rPr>
-              <w:t xml:space="preserve">; check the </w:t>
+              <w:t>kubectl logs -n logging -l app.kubernetes.io/instance=alloy-logs</w:t>
+            </w:r>
+            <w:r>
+              <w:rPr>
+                <w:sz w:val="19"/>
+              </w:rPr>
+              <w:t xml:space="preserve">; in </w:t>
+            </w:r>
+            <w:r>
+              <w:rPr>
+                <w:i/>
+                <w:sz w:val="19"/>
+              </w:rPr>
+              <w:t>Explore</w:t>
+            </w:r>
+            <w:r>
+              <w:rPr>
+                <w:sz w:val="19"/>
+              </w:rPr>
+              <w:t xml:space="preserve"> try </w:t>
             </w:r>
             <w:r>
               <w:rPr>
@@ -9701,13 +9611,13 @@
                 <w:color w:val="B3261E"/>
                 <w:sz w:val="19"/>
               </w:rPr>
-              <w:t>logging-es-elastic-user</w:t>
-            </w:r>
-            <w:r>
-              <w:rPr>
-                <w:sz w:val="19"/>
-              </w:rPr>
-              <w:t xml:space="preserve"> Secret</w:t>
+              <w:t>{namespace="kubemart-prod"}</w:t>
+            </w:r>
+            <w:r>
+              <w:rPr>
+                <w:sz w:val="19"/>
+              </w:rPr>
+              <w:t xml:space="preserve"> without other labels</w:t>
             </w:r>
           </w:p>
         </w:tc>
@@ -9715,7 +9625,7 @@
       <w:tr>
         <w:tc>
           <w:tcPr>
-            <w:tcW w:type="dxa" w:w="2664"/>
+            <w:tcW w:type="dxa" w:w="2516"/>
           </w:tcPr>
           <w:p>
             <w:pPr>
@@ -9725,21 +9635,13 @@
               <w:rPr>
                 <w:sz w:val="19"/>
               </w:rPr>
-              <w:t xml:space="preserve">Destroy fails with </w:t>
-            </w:r>
-            <w:r>
-              <w:rPr>
-                <w:rFonts w:ascii="Consolas" w:hAnsi="Consolas" w:eastAsia="Consolas"/>
-                <w:color w:val="B3261E"/>
-                <w:sz w:val="19"/>
-              </w:rPr>
-              <w:t>DependencyViolation</w:t>
+              <w:t>No Slack messages</w:t>
             </w:r>
           </w:p>
         </w:tc>
         <w:tc>
           <w:tcPr>
-            <w:tcW w:type="dxa" w:w="3017"/>
+            <w:tcW w:type="dxa" w:w="2981"/>
           </w:tcPr>
           <w:p>
             <w:pPr>
@@ -9747,39 +9649,49 @@
             </w:pPr>
             <w:r>
               <w:rPr>
-                <w:sz w:val="19"/>
-              </w:rPr>
-              <w:t>Load balancers created by Ingresses still exist</w:t>
+                <w:rFonts w:ascii="Consolas" w:hAnsi="Consolas" w:eastAsia="Consolas"/>
+                <w:color w:val="B3261E"/>
+                <w:sz w:val="19"/>
+              </w:rPr>
+              <w:t>ALERT_SLACK_WEBHOOK_URL</w:t>
+            </w:r>
+            <w:r>
+              <w:rPr>
+                <w:sz w:val="19"/>
+              </w:rPr>
+              <w:t xml:space="preserve"> not set, or wrong</w:t>
             </w:r>
           </w:p>
         </w:tc>
         <w:tc>
           <w:tcPr>
-            <w:tcW w:type="dxa" w:w="3730"/>
+            <w:tcW w:type="dxa" w:w="3915"/>
           </w:tcPr>
           <w:p>
             <w:pPr>
               <w:spacing w:after="40"/>
             </w:pPr>
-            <w:r>
-              <w:rPr>
-                <w:sz w:val="19"/>
-              </w:rPr>
-              <w:t xml:space="preserve">Delete </w:t>
-            </w:r>
             <w:r>
               <w:rPr>
                 <w:rFonts w:ascii="Consolas" w:hAnsi="Consolas" w:eastAsia="Consolas"/>
                 <w:color w:val="B3261E"/>
                 <w:sz w:val="19"/>
               </w:rPr>
-              <w:t>k8s-*</w:t>
-            </w:r>
-            <w:r>
-              <w:rPr>
-                <w:sz w:val="19"/>
-              </w:rPr>
-              <w:t xml:space="preserve"> load balancers and security groups; run destroy again</w:t>
+              <w:t>kubectl get secret alertmanager-slack -n monitoring</w:t>
+            </w:r>
+            <w:r>
+              <w:rPr>
+                <w:sz w:val="19"/>
+              </w:rPr>
+              <w:t xml:space="preserve">; </w:t>
+            </w:r>
+            <w:r>
+              <w:rPr>
+                <w:rFonts w:ascii="Consolas" w:hAnsi="Consolas" w:eastAsia="Consolas"/>
+                <w:color w:val="B3261E"/>
+                <w:sz w:val="19"/>
+              </w:rPr>
+              <w:t>kubectl logs -n monitoring alertmanager-kube-prometheus-stack-alertmanager-0</w:t>
             </w:r>
           </w:p>
         </w:tc>
@@ -9787,7 +9699,7 @@
       <w:tr>
         <w:tc>
           <w:tcPr>
-            <w:tcW w:type="dxa" w:w="2664"/>
+            <w:tcW w:type="dxa" w:w="2516"/>
             <w:shd w:val="clear" w:color="auto" w:fill="F7F8FA"/>
           </w:tcPr>
           <w:p>
@@ -9798,7 +9710,7 @@
               <w:rPr>
                 <w:sz w:val="19"/>
               </w:rPr>
-              <w:t xml:space="preserve">Argo CD shows </w:t>
+              <w:t xml:space="preserve">Destroy fails with </w:t>
             </w:r>
             <w:r>
               <w:rPr>
@@ -9806,32 +9718,13 @@
                 <w:color w:val="B3261E"/>
                 <w:sz w:val="19"/>
               </w:rPr>
-              <w:t>kubemart-db</w:t>
-            </w:r>
-            <w:r>
-              <w:rPr>
-                <w:sz w:val="19"/>
-              </w:rPr>
-              <w:t xml:space="preserve"> as </w:t>
-            </w:r>
-            <w:r>
-              <w:rPr>
-                <w:i/>
-                <w:sz w:val="19"/>
-              </w:rPr>
-              <w:t>Progressing</w:t>
-            </w:r>
-            <w:r>
-              <w:rPr>
-                <w:sz w:val="19"/>
-              </w:rPr>
-              <w:t xml:space="preserve"> for a long time</w:t>
+              <w:t>DependencyViolation</w:t>
             </w:r>
           </w:p>
         </w:tc>
         <w:tc>
           <w:tcPr>
-            <w:tcW w:type="dxa" w:w="3017"/>
+            <w:tcW w:type="dxa" w:w="2981"/>
             <w:shd w:val="clear" w:color="auto" w:fill="F7F8FA"/>
           </w:tcPr>
           <w:p>
@@ -9842,13 +9735,13 @@
               <w:rPr>
                 <w:sz w:val="19"/>
               </w:rPr>
-              <w:t>The operator is still building the cluster, or pods are Pending</w:t>
+              <w:t>Load balancers created by Ingresses still exist</w:t>
             </w:r>
           </w:p>
         </w:tc>
         <w:tc>
           <w:tcPr>
-            <w:tcW w:type="dxa" w:w="3730"/>
+            <w:tcW w:type="dxa" w:w="3915"/>
             <w:shd w:val="clear" w:color="auto" w:fill="F7F8FA"/>
           </w:tcPr>
           <w:p>
@@ -9857,25 +9750,23 @@
             </w:pPr>
             <w:r>
               <w:rPr>
+                <w:sz w:val="19"/>
+              </w:rPr>
+              <w:t xml:space="preserve">Delete </w:t>
+            </w:r>
+            <w:r>
+              <w:rPr>
                 <w:rFonts w:ascii="Consolas" w:hAnsi="Consolas" w:eastAsia="Consolas"/>
                 <w:color w:val="B3261E"/>
                 <w:sz w:val="19"/>
               </w:rPr>
-              <w:t>kubectl describe postgresql kubemart-db -n &lt;ns&gt;</w:t>
-            </w:r>
-            <w:r>
-              <w:rPr>
-                <w:sz w:val="19"/>
-              </w:rPr>
-              <w:t xml:space="preserve">; </w:t>
-            </w:r>
-            <w:r>
-              <w:rPr>
-                <w:rFonts w:ascii="Consolas" w:hAnsi="Consolas" w:eastAsia="Consolas"/>
-                <w:color w:val="B3261E"/>
-                <w:sz w:val="19"/>
-              </w:rPr>
-              <w:t>kubectl logs -n postgres-operator deploy/postgres-operator</w:t>
+              <w:t>k8s-*</w:t>
+            </w:r>
+            <w:r>
+              <w:rPr>
+                <w:sz w:val="19"/>
+              </w:rPr>
+              <w:t xml:space="preserve"> load balancers and security groups; run destroy again</w:t>
             </w:r>
           </w:p>
         </w:tc>
@@ -9883,7 +9774,7 @@
       <w:tr>
         <w:tc>
           <w:tcPr>
-            <w:tcW w:type="dxa" w:w="2664"/>
+            <w:tcW w:type="dxa" w:w="2516"/>
           </w:tcPr>
           <w:p>
             <w:pPr>
@@ -9893,7 +9784,7 @@
               <w:rPr>
                 <w:sz w:val="19"/>
               </w:rPr>
-              <w:t xml:space="preserve">Database pods stay </w:t>
+              <w:t xml:space="preserve">Argo CD shows </w:t>
             </w:r>
             <w:r>
               <w:rPr>
@@ -9901,13 +9792,32 @@
                 <w:color w:val="B3261E"/>
                 <w:sz w:val="19"/>
               </w:rPr>
-              <w:t>Pending</w:t>
+              <w:t>kubemart-db</w:t>
+            </w:r>
+            <w:r>
+              <w:rPr>
+                <w:sz w:val="19"/>
+              </w:rPr>
+              <w:t xml:space="preserve"> as </w:t>
+            </w:r>
+            <w:r>
+              <w:rPr>
+                <w:i/>
+                <w:sz w:val="19"/>
+              </w:rPr>
+              <w:t>Progressing</w:t>
+            </w:r>
+            <w:r>
+              <w:rPr>
+                <w:sz w:val="19"/>
+              </w:rPr>
+              <w:t xml:space="preserve"> for a long time</w:t>
             </w:r>
           </w:p>
         </w:tc>
         <w:tc>
           <w:tcPr>
-            <w:tcW w:type="dxa" w:w="3017"/>
+            <w:tcW w:type="dxa" w:w="2981"/>
           </w:tcPr>
           <w:p>
             <w:pPr>
@@ -9917,37 +9827,31 @@
               <w:rPr>
                 <w:sz w:val="19"/>
               </w:rPr>
-              <w:t>Fewer than 3 servers, or not one in each zone</w:t>
+              <w:t>The operator is still building the cluster, or pods are Pending</w:t>
             </w:r>
           </w:p>
         </w:tc>
         <w:tc>
           <w:tcPr>
-            <w:tcW w:type="dxa" w:w="3730"/>
+            <w:tcW w:type="dxa" w:w="3915"/>
           </w:tcPr>
           <w:p>
             <w:pPr>
               <w:spacing w:after="40"/>
             </w:pPr>
-            <w:r>
-              <w:rPr>
-                <w:sz w:val="19"/>
-              </w:rPr>
-              <w:t xml:space="preserve">Keep </w:t>
-            </w:r>
             <w:r>
               <w:rPr>
                 <w:rFonts w:ascii="Consolas" w:hAnsi="Consolas" w:eastAsia="Consolas"/>
                 <w:color w:val="B3261E"/>
                 <w:sz w:val="19"/>
               </w:rPr>
-              <w:t>node_min_size</w:t>
-            </w:r>
-            <w:r>
-              <w:rPr>
-                <w:sz w:val="19"/>
-              </w:rPr>
-              <w:t xml:space="preserve"> at 3; </w:t>
+              <w:t>kubectl describe postgresql kubemart-db -n &lt;ns&gt;</w:t>
+            </w:r>
+            <w:r>
+              <w:rPr>
+                <w:sz w:val="19"/>
+              </w:rPr>
+              <w:t xml:space="preserve">; </w:t>
             </w:r>
             <w:r>
               <w:rPr>
@@ -9955,7 +9859,7 @@
                 <w:color w:val="B3261E"/>
                 <w:sz w:val="19"/>
               </w:rPr>
-              <w:t>kubectl get nodes -L topology.kubernetes.io/zone</w:t>
+              <w:t>kubectl logs -n postgres-operator deploy/postgres-operator</w:t>
             </w:r>
           </w:p>
         </w:tc>
@@ -9963,7 +9867,7 @@
       <w:tr>
         <w:tc>
           <w:tcPr>
-            <w:tcW w:type="dxa" w:w="2664"/>
+            <w:tcW w:type="dxa" w:w="2516"/>
             <w:shd w:val="clear" w:color="auto" w:fill="F7F8FA"/>
           </w:tcPr>
           <w:p>
@@ -9974,7 +9878,7 @@
               <w:rPr>
                 <w:sz w:val="19"/>
               </w:rPr>
-              <w:t xml:space="preserve">Argo CD sync error </w:t>
+              <w:t xml:space="preserve">Database pods stay </w:t>
             </w:r>
             <w:r>
               <w:rPr>
@@ -9982,27 +9886,13 @@
                 <w:color w:val="B3261E"/>
                 <w:sz w:val="19"/>
               </w:rPr>
-              <w:t>no matches for kind "ServiceMonitor"</w:t>
-            </w:r>
-            <w:r>
-              <w:rPr>
-                <w:sz w:val="19"/>
-              </w:rPr>
-              <w:t xml:space="preserve"> or </w:t>
-            </w:r>
-            <w:r>
-              <w:rPr>
-                <w:rFonts w:ascii="Consolas" w:hAnsi="Consolas" w:eastAsia="Consolas"/>
-                <w:color w:val="B3261E"/>
-                <w:sz w:val="19"/>
-              </w:rPr>
-              <w:t>"postgresql"</w:t>
+              <w:t>Pending</w:t>
             </w:r>
           </w:p>
         </w:tc>
         <w:tc>
           <w:tcPr>
-            <w:tcW w:type="dxa" w:w="3017"/>
+            <w:tcW w:type="dxa" w:w="2981"/>
             <w:shd w:val="clear" w:color="auto" w:fill="F7F8FA"/>
           </w:tcPr>
           <w:p>
@@ -10013,13 +9903,13 @@
               <w:rPr>
                 <w:sz w:val="19"/>
               </w:rPr>
-              <w:t>Argo CD synced before Prometheus or the operator was installed</w:t>
+              <w:t>Fewer than 3 servers, or not one in each zone</w:t>
             </w:r>
           </w:p>
         </w:tc>
         <w:tc>
           <w:tcPr>
-            <w:tcW w:type="dxa" w:w="3730"/>
+            <w:tcW w:type="dxa" w:w="3915"/>
             <w:shd w:val="clear" w:color="auto" w:fill="F7F8FA"/>
           </w:tcPr>
           <w:p>
@@ -10030,7 +9920,29 @@
               <w:rPr>
                 <w:sz w:val="19"/>
               </w:rPr>
-              <w:t>Re-run the infrastructure workflow; Argo CD retries by itself afterwards</w:t>
+              <w:t xml:space="preserve">Keep </w:t>
+            </w:r>
+            <w:r>
+              <w:rPr>
+                <w:rFonts w:ascii="Consolas" w:hAnsi="Consolas" w:eastAsia="Consolas"/>
+                <w:color w:val="B3261E"/>
+                <w:sz w:val="19"/>
+              </w:rPr>
+              <w:t>node_min_size</w:t>
+            </w:r>
+            <w:r>
+              <w:rPr>
+                <w:sz w:val="19"/>
+              </w:rPr>
+              <w:t xml:space="preserve"> at 3; </w:t>
+            </w:r>
+            <w:r>
+              <w:rPr>
+                <w:rFonts w:ascii="Consolas" w:hAnsi="Consolas" w:eastAsia="Consolas"/>
+                <w:color w:val="B3261E"/>
+                <w:sz w:val="19"/>
+              </w:rPr>
+              <w:t>kubectl get nodes -L topology.kubernetes.io/zone</w:t>
             </w:r>
           </w:p>
         </w:tc>
@@ -10038,7 +9950,7 @@
       <w:tr>
         <w:tc>
           <w:tcPr>
-            <w:tcW w:type="dxa" w:w="2664"/>
+            <w:tcW w:type="dxa" w:w="2516"/>
           </w:tcPr>
           <w:p>
             <w:pPr>
@@ -10048,7 +9960,7 @@
               <w:rPr>
                 <w:sz w:val="19"/>
               </w:rPr>
-              <w:t xml:space="preserve">The backup job fails with </w:t>
+              <w:t xml:space="preserve">Argo CD sync error </w:t>
             </w:r>
             <w:r>
               <w:rPr>
@@ -10056,13 +9968,27 @@
                 <w:color w:val="B3261E"/>
                 <w:sz w:val="19"/>
               </w:rPr>
-              <w:t>AccessDenied</w:t>
+              <w:t>no matches for kind "ServiceMonitor"</w:t>
+            </w:r>
+            <w:r>
+              <w:rPr>
+                <w:sz w:val="19"/>
+              </w:rPr>
+              <w:t xml:space="preserve"> or </w:t>
+            </w:r>
+            <w:r>
+              <w:rPr>
+                <w:rFonts w:ascii="Consolas" w:hAnsi="Consolas" w:eastAsia="Consolas"/>
+                <w:color w:val="B3261E"/>
+                <w:sz w:val="19"/>
+              </w:rPr>
+              <w:t>"postgresql"</w:t>
             </w:r>
           </w:p>
         </w:tc>
         <w:tc>
           <w:tcPr>
-            <w:tcW w:type="dxa" w:w="3017"/>
+            <w:tcW w:type="dxa" w:w="2981"/>
           </w:tcPr>
           <w:p>
             <w:pPr>
@@ -10072,13 +9998,13 @@
               <w:rPr>
                 <w:sz w:val="19"/>
               </w:rPr>
-              <w:t>Pod Identity association missing</w:t>
+              <w:t>Argo CD synced before Prometheus or the operator was installed</w:t>
             </w:r>
           </w:p>
         </w:tc>
         <w:tc>
           <w:tcPr>
-            <w:tcW w:type="dxa" w:w="3730"/>
+            <w:tcW w:type="dxa" w:w="3915"/>
           </w:tcPr>
           <w:p>
             <w:pPr>
@@ -10086,25 +10012,9 @@
             </w:pPr>
             <w:r>
               <w:rPr>
-                <w:rFonts w:ascii="Consolas" w:hAnsi="Consolas" w:eastAsia="Consolas"/>
-                <w:color w:val="B3261E"/>
-                <w:sz w:val="19"/>
-              </w:rPr>
-              <w:t>aws eks list-pod-identity-associations --cluster-name kubemart-eks</w:t>
-            </w:r>
-            <w:r>
-              <w:rPr>
-                <w:sz w:val="19"/>
-              </w:rPr>
-              <w:t xml:space="preserve">; the ServiceAccount must be </w:t>
-            </w:r>
-            <w:r>
-              <w:rPr>
-                <w:rFonts w:ascii="Consolas" w:hAnsi="Consolas" w:eastAsia="Consolas"/>
-                <w:color w:val="B3261E"/>
-                <w:sz w:val="19"/>
-              </w:rPr>
-              <w:t>kubemart-db-backup</w:t>
+                <w:sz w:val="19"/>
+              </w:rPr>
+              <w:t>Re-run the infrastructure workflow; Argo CD retries by itself afterwards</w:t>
             </w:r>
           </w:p>
         </w:tc>
@@ -10112,7 +10022,7 @@
       <w:tr>
         <w:tc>
           <w:tcPr>
-            <w:tcW w:type="dxa" w:w="2664"/>
+            <w:tcW w:type="dxa" w:w="2516"/>
             <w:shd w:val="clear" w:color="auto" w:fill="F7F8FA"/>
           </w:tcPr>
           <w:p>
@@ -10123,26 +10033,21 @@
               <w:rPr>
                 <w:sz w:val="19"/>
               </w:rPr>
-              <w:t xml:space="preserve">Grafana dashboard </w:t>
-            </w:r>
-            <w:r>
-              <w:rPr>
-                <w:i/>
-                <w:sz w:val="19"/>
-              </w:rPr>
-              <w:t>KubeMart overview</w:t>
-            </w:r>
-            <w:r>
-              <w:rPr>
-                <w:sz w:val="19"/>
-              </w:rPr>
-              <w:t xml:space="preserve"> missing</w:t>
+              <w:t xml:space="preserve">The backup job fails with </w:t>
+            </w:r>
+            <w:r>
+              <w:rPr>
+                <w:rFonts w:ascii="Consolas" w:hAnsi="Consolas" w:eastAsia="Consolas"/>
+                <w:color w:val="B3261E"/>
+                <w:sz w:val="19"/>
+              </w:rPr>
+              <w:t>AccessDenied</w:t>
             </w:r>
           </w:p>
         </w:tc>
         <w:tc>
           <w:tcPr>
-            <w:tcW w:type="dxa" w:w="3017"/>
+            <w:tcW w:type="dxa" w:w="2981"/>
             <w:shd w:val="clear" w:color="auto" w:fill="F7F8FA"/>
           </w:tcPr>
           <w:p>
@@ -10153,14 +10058,93 @@
               <w:rPr>
                 <w:sz w:val="19"/>
               </w:rPr>
-              <w:t>It is shipped by the prod environment only</w:t>
+              <w:t>Pod Identity association missing</w:t>
             </w:r>
           </w:p>
         </w:tc>
         <w:tc>
           <w:tcPr>
-            <w:tcW w:type="dxa" w:w="3730"/>
+            <w:tcW w:type="dxa" w:w="3915"/>
             <w:shd w:val="clear" w:color="auto" w:fill="F7F8FA"/>
+          </w:tcPr>
+          <w:p>
+            <w:pPr>
+              <w:spacing w:after="40"/>
+            </w:pPr>
+            <w:r>
+              <w:rPr>
+                <w:rFonts w:ascii="Consolas" w:hAnsi="Consolas" w:eastAsia="Consolas"/>
+                <w:color w:val="B3261E"/>
+                <w:sz w:val="19"/>
+              </w:rPr>
+              <w:t>aws eks list-pod-identity-associations --cluster-name kubemart-eks</w:t>
+            </w:r>
+            <w:r>
+              <w:rPr>
+                <w:sz w:val="19"/>
+              </w:rPr>
+              <w:t xml:space="preserve">; the ServiceAccount must be </w:t>
+            </w:r>
+            <w:r>
+              <w:rPr>
+                <w:rFonts w:ascii="Consolas" w:hAnsi="Consolas" w:eastAsia="Consolas"/>
+                <w:color w:val="B3261E"/>
+                <w:sz w:val="19"/>
+              </w:rPr>
+              <w:t>kubemart-db-backup</w:t>
+            </w:r>
+          </w:p>
+        </w:tc>
+      </w:tr>
+      <w:tr>
+        <w:tc>
+          <w:tcPr>
+            <w:tcW w:type="dxa" w:w="2516"/>
+          </w:tcPr>
+          <w:p>
+            <w:pPr>
+              <w:spacing w:after="40"/>
+            </w:pPr>
+            <w:r>
+              <w:rPr>
+                <w:sz w:val="19"/>
+              </w:rPr>
+              <w:t xml:space="preserve">Grafana dashboard </w:t>
+            </w:r>
+            <w:r>
+              <w:rPr>
+                <w:i/>
+                <w:sz w:val="19"/>
+              </w:rPr>
+              <w:t>KubeMart overview</w:t>
+            </w:r>
+            <w:r>
+              <w:rPr>
+                <w:sz w:val="19"/>
+              </w:rPr>
+              <w:t xml:space="preserve"> missing</w:t>
+            </w:r>
+          </w:p>
+        </w:tc>
+        <w:tc>
+          <w:tcPr>
+            <w:tcW w:type="dxa" w:w="2981"/>
+          </w:tcPr>
+          <w:p>
+            <w:pPr>
+              <w:spacing w:after="40"/>
+            </w:pPr>
+            <w:r>
+              <w:rPr>
+                <w:sz w:val="19"/>
+              </w:rPr>
+              <w:t>It is shipped by the prod environment only</w:t>
+            </w:r>
+          </w:p>
+        </w:tc>
+        <w:tc>
+          <w:tcPr>
+            <w:tcW w:type="dxa" w:w="3915"/>
           </w:tcPr>
           <w:p>
             <w:pPr>
